--- a/processanalys.docx
+++ b/processanalys.docx
@@ -143,56 +143,50 @@
           <w:sz w:val="24"/>
           <w:szCs w:val="24"/>
         </w:rPr>
-        <w:t>änk till en fungerade version av applikationen på en webbserver </w:t>
-      </w:r>
-      <w:r>
-        <w:rPr>
-          <w:rFonts w:ascii="Times New Roman" w:hAnsi="Times New Roman" w:cs="Times New Roman"/>
-          <w:sz w:val="24"/>
-          <w:szCs w:val="24"/>
-        </w:rPr>
-        <w:t>:</w:t>
-      </w:r>
-    </w:p>
-    <w:p>
-      <w:pPr>
-        <w:spacing w:line="360" w:lineRule="auto"/>
-        <w:rPr>
-          <w:rFonts w:ascii="Times New Roman" w:hAnsi="Times New Roman" w:cs="Times New Roman"/>
-          <w:sz w:val="24"/>
-          <w:szCs w:val="24"/>
-        </w:rPr>
-      </w:pPr>
-      <w:hyperlink r:id="rId5" w:history="1">
-        <w:r>
-          <w:rPr>
-            <w:rStyle w:val="Hyperlnk"/>
-            <w:rFonts w:ascii="Times New Roman" w:hAnsi="Times New Roman" w:cs="Times New Roman"/>
-            <w:sz w:val="24"/>
-            <w:szCs w:val="24"/>
-          </w:rPr>
-          <w:t>english-uk-jsx</w:t>
-        </w:r>
-      </w:hyperlink>
-    </w:p>
-    <w:p>
-      <w:pPr>
-        <w:spacing w:line="360" w:lineRule="auto"/>
-        <w:rPr>
-          <w:rFonts w:ascii="Times New Roman" w:hAnsi="Times New Roman" w:cs="Times New Roman"/>
-          <w:sz w:val="24"/>
-          <w:szCs w:val="24"/>
-        </w:rPr>
-      </w:pPr>
-    </w:p>
-    <w:p>
-      <w:pPr>
-        <w:spacing w:line="360" w:lineRule="auto"/>
-        <w:rPr>
-          <w:rFonts w:ascii="Times New Roman" w:hAnsi="Times New Roman" w:cs="Times New Roman"/>
-          <w:sz w:val="24"/>
-          <w:szCs w:val="24"/>
-        </w:rPr>
+        <w:t xml:space="preserve">änk till en fungerade version av applikationen på en </w:t>
+      </w:r>
+      <w:r>
+        <w:rPr>
+          <w:rFonts w:ascii="Times New Roman" w:hAnsi="Times New Roman" w:cs="Times New Roman"/>
+          <w:sz w:val="24"/>
+          <w:szCs w:val="24"/>
+        </w:rPr>
+        <w:t>webbserver:</w:t>
+      </w:r>
+      <w:r>
+        <w:t xml:space="preserve"> </w:t>
+      </w:r>
+      <w:r>
+        <w:t xml:space="preserve"> </w:t>
+      </w:r>
+      <w:r>
+        <w:rPr>
+          <w:rFonts w:ascii="Times New Roman" w:hAnsi="Times New Roman" w:cs="Times New Roman"/>
+          <w:sz w:val="24"/>
+          <w:szCs w:val="24"/>
+        </w:rPr>
+        <w:t>https://webbkurs.ei.hv.se/~loju0003/</w:t>
+      </w:r>
+      <w:r>
+        <w:rPr>
+          <w:rFonts w:ascii="Times New Roman" w:hAnsi="Times New Roman" w:cs="Times New Roman"/>
+          <w:sz w:val="24"/>
+          <w:szCs w:val="24"/>
+        </w:rPr>
+        <w:t>dist</w:t>
+      </w:r>
+      <w:r>
+        <w:rPr>
+          <w:rFonts w:ascii="Times New Roman" w:hAnsi="Times New Roman" w:cs="Times New Roman"/>
+          <w:sz w:val="24"/>
+          <w:szCs w:val="24"/>
+        </w:rPr>
+        <w:t>/</w:t>
+      </w:r>
+    </w:p>
+    <w:p>
+      <w:pPr>
+        <w:spacing w:line="360" w:lineRule="auto"/>
       </w:pPr>
     </w:p>
     <w:p>
@@ -232,7 +226,61 @@
           <w:sz w:val="24"/>
           <w:szCs w:val="24"/>
         </w:rPr>
-        <w:t>Jag valde att bygga applikationen i React tillsammans med byggverktyget Vite. React på grund av dess komponentbaserade struktur. Genom att dela upp applikationen i återanvändbara komponenter, såsom navigationsmeny, övningskort och låsta sektioner, blev koden mer strukturerad och lättare att underhålla.</w:t>
+        <w:t xml:space="preserve">Jag valde att bygga applikationen i </w:t>
+      </w:r>
+      <w:proofErr w:type="spellStart"/>
+      <w:r>
+        <w:rPr>
+          <w:rFonts w:ascii="Times New Roman" w:hAnsi="Times New Roman" w:cs="Times New Roman"/>
+          <w:sz w:val="24"/>
+          <w:szCs w:val="24"/>
+        </w:rPr>
+        <w:t>React</w:t>
+      </w:r>
+      <w:proofErr w:type="spellEnd"/>
+      <w:r>
+        <w:rPr>
+          <w:rFonts w:ascii="Times New Roman" w:hAnsi="Times New Roman" w:cs="Times New Roman"/>
+          <w:sz w:val="24"/>
+          <w:szCs w:val="24"/>
+        </w:rPr>
+        <w:t xml:space="preserve"> tillsammans med byggverktyget Vite. </w:t>
+      </w:r>
+      <w:proofErr w:type="spellStart"/>
+      <w:r>
+        <w:rPr>
+          <w:rFonts w:ascii="Times New Roman" w:hAnsi="Times New Roman" w:cs="Times New Roman"/>
+          <w:sz w:val="24"/>
+          <w:szCs w:val="24"/>
+        </w:rPr>
+        <w:t>React</w:t>
+      </w:r>
+      <w:proofErr w:type="spellEnd"/>
+      <w:r>
+        <w:rPr>
+          <w:rFonts w:ascii="Times New Roman" w:hAnsi="Times New Roman" w:cs="Times New Roman"/>
+          <w:sz w:val="24"/>
+          <w:szCs w:val="24"/>
+        </w:rPr>
+        <w:t xml:space="preserve"> på grund av dess komponentbaserade struktur. Genom att dela upp applikationen i återanvändbara komponenter, såsom navigationsmeny, </w:t>
+      </w:r>
+      <w:proofErr w:type="spellStart"/>
+      <w:r>
+        <w:rPr>
+          <w:rFonts w:ascii="Times New Roman" w:hAnsi="Times New Roman" w:cs="Times New Roman"/>
+          <w:sz w:val="24"/>
+          <w:szCs w:val="24"/>
+        </w:rPr>
+        <w:t>övningskort</w:t>
+      </w:r>
+      <w:proofErr w:type="spellEnd"/>
+      <w:r>
+        <w:rPr>
+          <w:rFonts w:ascii="Times New Roman" w:hAnsi="Times New Roman" w:cs="Times New Roman"/>
+          <w:sz w:val="24"/>
+          <w:szCs w:val="24"/>
+        </w:rPr>
+        <w:t xml:space="preserve"> och låsta sektioner, blev koden mer strukturerad och lättare att underhålla.</w:t>
       </w:r>
       <w:r>
         <w:rPr>
@@ -248,25 +296,159 @@
           <w:sz w:val="24"/>
           <w:szCs w:val="24"/>
         </w:rPr>
-        <w:t>En tydlig komponentstruktur bidrar till visuell konsekvens och begriplighet, vilket enligt Kress och van Leeuwen (2006) är avgörande för hur användare tolkar och navigerar i visuella gränssnitt.</w:t>
-      </w:r>
-    </w:p>
-    <w:p>
-      <w:pPr>
-        <w:spacing w:line="360" w:lineRule="auto"/>
-        <w:rPr>
-          <w:rFonts w:ascii="Times New Roman" w:hAnsi="Times New Roman" w:cs="Times New Roman"/>
-          <w:sz w:val="24"/>
-          <w:szCs w:val="24"/>
-        </w:rPr>
-      </w:pPr>
-      <w:r>
-        <w:rPr>
-          <w:rFonts w:ascii="Times New Roman" w:hAnsi="Times New Roman" w:cs="Times New Roman"/>
-          <w:sz w:val="24"/>
-          <w:szCs w:val="24"/>
-        </w:rPr>
-        <w:t>React gjorde det även enklare att arbeta med tillstånd (state), exempelvis för att hålla reda på om en student är inloggad eller har köpt en kurs. Dessutom gav React Router möjlighet att skapa flera sidor (routes) i applikationen.</w:t>
+        <w:t xml:space="preserve">En tydlig komponentstruktur bidrar till visuell konsekvens och begriplighet, vilket enligt </w:t>
+      </w:r>
+      <w:proofErr w:type="spellStart"/>
+      <w:r>
+        <w:rPr>
+          <w:rFonts w:ascii="Times New Roman" w:hAnsi="Times New Roman" w:cs="Times New Roman"/>
+          <w:sz w:val="24"/>
+          <w:szCs w:val="24"/>
+        </w:rPr>
+        <w:t>Kress</w:t>
+      </w:r>
+      <w:proofErr w:type="spellEnd"/>
+      <w:r>
+        <w:rPr>
+          <w:rFonts w:ascii="Times New Roman" w:hAnsi="Times New Roman" w:cs="Times New Roman"/>
+          <w:sz w:val="24"/>
+          <w:szCs w:val="24"/>
+        </w:rPr>
+        <w:t xml:space="preserve"> och van </w:t>
+      </w:r>
+      <w:proofErr w:type="spellStart"/>
+      <w:r>
+        <w:rPr>
+          <w:rFonts w:ascii="Times New Roman" w:hAnsi="Times New Roman" w:cs="Times New Roman"/>
+          <w:sz w:val="24"/>
+          <w:szCs w:val="24"/>
+        </w:rPr>
+        <w:t>Leeuwen</w:t>
+      </w:r>
+      <w:proofErr w:type="spellEnd"/>
+      <w:r>
+        <w:rPr>
+          <w:rFonts w:ascii="Times New Roman" w:hAnsi="Times New Roman" w:cs="Times New Roman"/>
+          <w:sz w:val="24"/>
+          <w:szCs w:val="24"/>
+        </w:rPr>
+        <w:t xml:space="preserve"> (2006) är avgörande för hur användare tolkar och navigerar i visuella gränssnitt.</w:t>
+      </w:r>
+    </w:p>
+    <w:p>
+      <w:pPr>
+        <w:spacing w:line="360" w:lineRule="auto"/>
+        <w:rPr>
+          <w:rFonts w:ascii="Times New Roman" w:hAnsi="Times New Roman" w:cs="Times New Roman"/>
+          <w:sz w:val="24"/>
+          <w:szCs w:val="24"/>
+        </w:rPr>
+      </w:pPr>
+      <w:proofErr w:type="spellStart"/>
+      <w:r>
+        <w:rPr>
+          <w:rFonts w:ascii="Times New Roman" w:hAnsi="Times New Roman" w:cs="Times New Roman"/>
+          <w:sz w:val="24"/>
+          <w:szCs w:val="24"/>
+        </w:rPr>
+        <w:t>React</w:t>
+      </w:r>
+      <w:proofErr w:type="spellEnd"/>
+      <w:r>
+        <w:rPr>
+          <w:rFonts w:ascii="Times New Roman" w:hAnsi="Times New Roman" w:cs="Times New Roman"/>
+          <w:sz w:val="24"/>
+          <w:szCs w:val="24"/>
+        </w:rPr>
+        <w:t xml:space="preserve"> gjorde det även enklare att arbeta med tillstånd (</w:t>
+      </w:r>
+      <w:proofErr w:type="spellStart"/>
+      <w:r>
+        <w:rPr>
+          <w:rFonts w:ascii="Times New Roman" w:hAnsi="Times New Roman" w:cs="Times New Roman"/>
+          <w:sz w:val="24"/>
+          <w:szCs w:val="24"/>
+        </w:rPr>
+        <w:t>state</w:t>
+      </w:r>
+      <w:proofErr w:type="spellEnd"/>
+      <w:r>
+        <w:rPr>
+          <w:rFonts w:ascii="Times New Roman" w:hAnsi="Times New Roman" w:cs="Times New Roman"/>
+          <w:sz w:val="24"/>
+          <w:szCs w:val="24"/>
+        </w:rPr>
+        <w:t xml:space="preserve">), exempelvis för att hålla reda på om en student är inloggad eller har köpt en kurs. Dessutom gav </w:t>
+      </w:r>
+      <w:proofErr w:type="spellStart"/>
+      <w:r>
+        <w:rPr>
+          <w:rFonts w:ascii="Times New Roman" w:hAnsi="Times New Roman" w:cs="Times New Roman"/>
+          <w:sz w:val="24"/>
+          <w:szCs w:val="24"/>
+        </w:rPr>
+        <w:t>React</w:t>
+      </w:r>
+      <w:proofErr w:type="spellEnd"/>
+      <w:r>
+        <w:rPr>
+          <w:rFonts w:ascii="Times New Roman" w:hAnsi="Times New Roman" w:cs="Times New Roman"/>
+          <w:sz w:val="24"/>
+          <w:szCs w:val="24"/>
+        </w:rPr>
+        <w:t xml:space="preserve"> Router möjlighet att skapa flera sidor (routes) i applikationen.</w:t>
+      </w:r>
+      <w:r>
+        <w:rPr>
+          <w:rFonts w:ascii="Times New Roman" w:hAnsi="Times New Roman" w:cs="Times New Roman"/>
+          <w:sz w:val="24"/>
+          <w:szCs w:val="24"/>
+        </w:rPr>
+        <w:t xml:space="preserve"> </w:t>
+      </w:r>
+      <w:r>
+        <w:rPr>
+          <w:rFonts w:ascii="Times New Roman" w:hAnsi="Times New Roman" w:cs="Times New Roman"/>
+          <w:sz w:val="24"/>
+          <w:szCs w:val="24"/>
+        </w:rPr>
+        <w:t xml:space="preserve">För att simulera en inloggning och databas har jag använt mig av </w:t>
+      </w:r>
+      <w:proofErr w:type="spellStart"/>
+      <w:r>
+        <w:rPr>
+          <w:rFonts w:ascii="Times New Roman" w:hAnsi="Times New Roman" w:cs="Times New Roman"/>
+          <w:sz w:val="24"/>
+          <w:szCs w:val="24"/>
+        </w:rPr>
+        <w:t>localStorage</w:t>
+      </w:r>
+      <w:proofErr w:type="spellEnd"/>
+      <w:r>
+        <w:rPr>
+          <w:rFonts w:ascii="Times New Roman" w:hAnsi="Times New Roman" w:cs="Times New Roman"/>
+          <w:sz w:val="24"/>
+          <w:szCs w:val="24"/>
+        </w:rPr>
+        <w:t xml:space="preserve">. Det fungerar som ett minne i webbläsaren där jag sparar information om användaren och deras </w:t>
+      </w:r>
+      <w:proofErr w:type="spellStart"/>
+      <w:r>
+        <w:rPr>
+          <w:rFonts w:ascii="Times New Roman" w:hAnsi="Times New Roman" w:cs="Times New Roman"/>
+          <w:sz w:val="24"/>
+          <w:szCs w:val="24"/>
+        </w:rPr>
+        <w:t>kursköp</w:t>
+      </w:r>
+      <w:proofErr w:type="spellEnd"/>
+      <w:r>
+        <w:rPr>
+          <w:rFonts w:ascii="Times New Roman" w:hAnsi="Times New Roman" w:cs="Times New Roman"/>
+          <w:sz w:val="24"/>
+          <w:szCs w:val="24"/>
+        </w:rPr>
+        <w:t>.</w:t>
       </w:r>
     </w:p>
     <w:p>
@@ -298,52 +480,85 @@
           <w:sz w:val="24"/>
           <w:szCs w:val="24"/>
         </w:rPr>
-        <w:t>3. Extern datakälla och backend</w:t>
-      </w:r>
-    </w:p>
-    <w:p>
-      <w:pPr>
-        <w:spacing w:line="360" w:lineRule="auto"/>
-        <w:rPr>
-          <w:rFonts w:ascii="Times New Roman" w:hAnsi="Times New Roman" w:cs="Times New Roman"/>
-          <w:sz w:val="24"/>
-          <w:szCs w:val="24"/>
-        </w:rPr>
-      </w:pPr>
-      <w:r>
-        <w:rPr>
-          <w:rFonts w:ascii="Times New Roman" w:hAnsi="Times New Roman" w:cs="Times New Roman"/>
-          <w:sz w:val="24"/>
-          <w:szCs w:val="24"/>
-        </w:rPr>
-        <w:t xml:space="preserve">Applikationen använder OpenAI:s REST API som extern datakälla för att generera AI-baserad feedback på användarens svar. Detta innebär att datan som visas i applikationen är dynamisk </w:t>
-      </w:r>
-      <w:r>
-        <w:rPr>
-          <w:rFonts w:ascii="Times New Roman" w:hAnsi="Times New Roman" w:cs="Times New Roman"/>
-          <w:sz w:val="24"/>
-          <w:szCs w:val="24"/>
-        </w:rPr>
-        <w:lastRenderedPageBreak/>
-        <w:t>och beror på användarens input, till skillnad från statiska JSON-filer. API:t används för att analysera både text och tal (via speech-to-text) och ge återkoppling i realtid.</w:t>
-      </w:r>
-    </w:p>
-    <w:p>
-      <w:pPr>
-        <w:spacing w:line="360" w:lineRule="auto"/>
-        <w:rPr>
-          <w:rFonts w:ascii="Times New Roman" w:hAnsi="Times New Roman" w:cs="Times New Roman"/>
-          <w:sz w:val="24"/>
-          <w:szCs w:val="24"/>
-        </w:rPr>
-      </w:pPr>
-      <w:r>
-        <w:rPr>
-          <w:rFonts w:ascii="Times New Roman" w:hAnsi="Times New Roman" w:cs="Times New Roman"/>
-          <w:sz w:val="24"/>
-          <w:szCs w:val="24"/>
-        </w:rPr>
-        <w:t>Utöver detta har jag byggt ett eget backend-API med Express. Backend används för autentisering, lagring av studentinformation samt hantering av kursköp i ett JSON-baserat datalager. Även om backend är egenutvecklad fungerar OpenAI-API:t som den externa datakällan.</w:t>
+        <w:t xml:space="preserve">3. Extern datakälla </w:t>
+      </w:r>
+    </w:p>
+    <w:p>
+      <w:pPr>
+        <w:spacing w:line="360" w:lineRule="auto"/>
+        <w:rPr>
+          <w:rFonts w:ascii="Times New Roman" w:hAnsi="Times New Roman" w:cs="Times New Roman"/>
+          <w:sz w:val="24"/>
+          <w:szCs w:val="24"/>
+        </w:rPr>
+      </w:pPr>
+      <w:r>
+        <w:rPr>
+          <w:rFonts w:ascii="Times New Roman" w:hAnsi="Times New Roman" w:cs="Times New Roman"/>
+          <w:sz w:val="24"/>
+          <w:szCs w:val="24"/>
+        </w:rPr>
+        <w:t xml:space="preserve">För att göra </w:t>
+      </w:r>
+      <w:proofErr w:type="spellStart"/>
+      <w:r>
+        <w:rPr>
+          <w:rFonts w:ascii="Times New Roman" w:hAnsi="Times New Roman" w:cs="Times New Roman"/>
+          <w:sz w:val="24"/>
+          <w:szCs w:val="24"/>
+        </w:rPr>
+        <w:t>appen</w:t>
+      </w:r>
+      <w:proofErr w:type="spellEnd"/>
+      <w:r>
+        <w:rPr>
+          <w:rFonts w:ascii="Times New Roman" w:hAnsi="Times New Roman" w:cs="Times New Roman"/>
+          <w:sz w:val="24"/>
+          <w:szCs w:val="24"/>
+        </w:rPr>
+        <w:t xml:space="preserve"> dynamisk hämtar jag data från externa </w:t>
+      </w:r>
+      <w:proofErr w:type="spellStart"/>
+      <w:r>
+        <w:rPr>
+          <w:rFonts w:ascii="Times New Roman" w:hAnsi="Times New Roman" w:cs="Times New Roman"/>
+          <w:sz w:val="24"/>
+          <w:szCs w:val="24"/>
+        </w:rPr>
+        <w:t>API:er</w:t>
+      </w:r>
+      <w:proofErr w:type="spellEnd"/>
+      <w:r>
+        <w:rPr>
+          <w:rFonts w:ascii="Times New Roman" w:hAnsi="Times New Roman" w:cs="Times New Roman"/>
+          <w:sz w:val="24"/>
+          <w:szCs w:val="24"/>
+        </w:rPr>
+        <w:t xml:space="preserve"> (i ordförrådsdelen</w:t>
+      </w:r>
+      <w:r>
+        <w:rPr>
+          <w:rFonts w:ascii="Times New Roman" w:hAnsi="Times New Roman" w:cs="Times New Roman"/>
+          <w:sz w:val="24"/>
+          <w:szCs w:val="24"/>
+        </w:rPr>
+        <w:t xml:space="preserve">:   </w:t>
+      </w:r>
+      <w:r>
+        <w:rPr>
+          <w:rFonts w:ascii="Times New Roman" w:hAnsi="Times New Roman" w:cs="Times New Roman"/>
+          <w:sz w:val="24"/>
+          <w:szCs w:val="24"/>
+        </w:rPr>
+        <w:t>https://dictionaryapi.dev/</w:t>
+      </w:r>
+      <w:r>
+        <w:rPr>
+          <w:rFonts w:ascii="Times New Roman" w:hAnsi="Times New Roman" w:cs="Times New Roman"/>
+          <w:sz w:val="24"/>
+          <w:szCs w:val="24"/>
+        </w:rPr>
+        <w:t>). Själva rättningen av grammatikövningarna sker via logik direkt i koden, vilket ger användaren snabb feedback utan väntetider.</w:t>
       </w:r>
     </w:p>
     <w:p>
@@ -365,58 +580,11 @@
           <w:sz w:val="24"/>
           <w:szCs w:val="24"/>
         </w:rPr>
-        <w:t>4. Designidé, målgrupp och kontext</w:t>
-      </w:r>
-    </w:p>
-    <w:p>
-      <w:pPr>
-        <w:spacing w:line="360" w:lineRule="auto"/>
-        <w:rPr>
-          <w:rFonts w:ascii="Times New Roman" w:hAnsi="Times New Roman" w:cs="Times New Roman"/>
-          <w:sz w:val="24"/>
-          <w:szCs w:val="24"/>
-        </w:rPr>
-      </w:pPr>
-      <w:r>
-        <w:rPr>
-          <w:rFonts w:ascii="Times New Roman" w:hAnsi="Times New Roman" w:cs="Times New Roman"/>
-          <w:sz w:val="24"/>
-          <w:szCs w:val="24"/>
-        </w:rPr>
-        <w:t>Målgruppen för applikationen är vuxna personer som studerar engelska på A2–B1-nivå, ofta parallellt med arbete eller andra studier. Därför har designen fokuserat på enkelhet, tydlig struktur och låg kognitiv belastning. Färgpaletten är neutral och professionell, och layouten är uppbyggd kring kort och sektioner som gör innehållet lättöverskådligt.</w:t>
-      </w:r>
-    </w:p>
-    <w:p>
-      <w:pPr>
-        <w:spacing w:line="360" w:lineRule="auto"/>
-        <w:rPr>
-          <w:rFonts w:ascii="Times New Roman" w:hAnsi="Times New Roman" w:cs="Times New Roman"/>
-          <w:sz w:val="24"/>
-          <w:szCs w:val="24"/>
-        </w:rPr>
-      </w:pPr>
-      <w:r>
-        <w:rPr>
-          <w:rFonts w:ascii="Times New Roman" w:hAnsi="Times New Roman" w:cs="Times New Roman"/>
-          <w:sz w:val="24"/>
-          <w:szCs w:val="24"/>
-        </w:rPr>
-        <w:t>Navigationen är tydligt uppdelad i flera steg: startsida, inloggning, gratis förhandsvisning, köp av kurs och full tillgång till kursinnehåll. Detta följer användarens mentala modell av hur en digital utbildning vanligtvis är uppbyggd och minskar risken för förvirring.</w:t>
-      </w:r>
-    </w:p>
-    <w:p>
-      <w:pPr>
-        <w:spacing w:line="360" w:lineRule="auto"/>
-        <w:rPr>
-          <w:rFonts w:ascii="Times New Roman" w:hAnsi="Times New Roman" w:cs="Times New Roman"/>
-          <w:sz w:val="24"/>
-          <w:szCs w:val="24"/>
-        </w:rPr>
-      </w:pPr>
-    </w:p>
-    <w:p>
-      <w:pPr>
-        <w:spacing w:line="360" w:lineRule="auto"/>
+        <w:lastRenderedPageBreak/>
+        <w:t xml:space="preserve">4. </w:t>
+      </w:r>
+      <w:proofErr w:type="spellStart"/>
+      <w:r>
         <w:rPr>
           <w:rFonts w:ascii="Times New Roman" w:hAnsi="Times New Roman" w:cs="Times New Roman"/>
           <w:b/>
@@ -424,7 +592,9 @@
           <w:sz w:val="24"/>
           <w:szCs w:val="24"/>
         </w:rPr>
-      </w:pPr>
+        <w:t>Designidé</w:t>
+      </w:r>
+      <w:proofErr w:type="spellEnd"/>
       <w:r>
         <w:rPr>
           <w:rFonts w:ascii="Times New Roman" w:hAnsi="Times New Roman" w:cs="Times New Roman"/>
@@ -433,44 +603,192 @@
           <w:sz w:val="24"/>
           <w:szCs w:val="24"/>
         </w:rPr>
-        <w:t>5. Modalitet: ljud, text och interaktion</w:t>
-      </w:r>
-    </w:p>
-    <w:p>
-      <w:pPr>
-        <w:spacing w:line="360" w:lineRule="auto"/>
-        <w:rPr>
-          <w:rFonts w:ascii="Times New Roman" w:hAnsi="Times New Roman" w:cs="Times New Roman"/>
-          <w:sz w:val="24"/>
-          <w:szCs w:val="24"/>
-        </w:rPr>
-      </w:pPr>
-      <w:r>
-        <w:rPr>
-          <w:rFonts w:ascii="Times New Roman" w:hAnsi="Times New Roman" w:cs="Times New Roman"/>
-          <w:sz w:val="24"/>
-          <w:szCs w:val="24"/>
-        </w:rPr>
-        <w:t>Applikationen kombinerar flera olika medier för att skapa en helhetsupplevelse. Text används för instruktioner, frågor och AI-feedback. Ljud används genom webbläsarens speech-to-text-funktion, vilket gör det möjligt för användaren att svara muntligt på övningar. Detta är särskilt relevant för språkinlärning där muntlig färdighet är central.</w:t>
-      </w:r>
-    </w:p>
-    <w:p>
-      <w:pPr>
-        <w:spacing w:line="360" w:lineRule="auto"/>
-        <w:rPr>
-          <w:rFonts w:ascii="Times New Roman" w:hAnsi="Times New Roman" w:cs="Times New Roman"/>
-          <w:sz w:val="24"/>
-          <w:szCs w:val="24"/>
-        </w:rPr>
-      </w:pPr>
-      <w:r>
-        <w:rPr>
-          <w:rFonts w:ascii="Times New Roman" w:hAnsi="Times New Roman" w:cs="Times New Roman"/>
-          <w:sz w:val="24"/>
-          <w:szCs w:val="24"/>
-        </w:rPr>
-        <w:t>Enligt teorier om multimodalt lärande kan inlärning förbättras när olika medier används tillsammans på ett genomtänkt sätt (Mayer, 2009). I denna applikation kompletterar ljud och text varandra genom att användaren både kan producera tal och få skriftlig återkoppling, vilket stärker förståelsen och minnet.</w:t>
-      </w:r>
+        <w:t>, målgrupp och kontext</w:t>
+      </w:r>
+    </w:p>
+    <w:p>
+      <w:pPr>
+        <w:spacing w:line="360" w:lineRule="auto"/>
+        <w:rPr>
+          <w:rFonts w:ascii="Times New Roman" w:hAnsi="Times New Roman" w:cs="Times New Roman"/>
+          <w:sz w:val="24"/>
+          <w:szCs w:val="24"/>
+        </w:rPr>
+      </w:pPr>
+      <w:r>
+        <w:rPr>
+          <w:rFonts w:ascii="Times New Roman" w:hAnsi="Times New Roman" w:cs="Times New Roman"/>
+          <w:sz w:val="24"/>
+          <w:szCs w:val="24"/>
+        </w:rPr>
+        <w:t>Målgruppen för applikationen är vuxna personer som studerar engelska på A2–B1-nivå, ofta parallellt med arbete eller andra studier. Därför har designen fokuserat på enkelhet, tydlig struktur och låg kognitiv belastning. Färgpaletten är neutral och professionell, och layouten är uppbyggd kring kort och sektioner som gör innehållet lättöverskådligt.</w:t>
+      </w:r>
+    </w:p>
+    <w:p>
+      <w:pPr>
+        <w:spacing w:line="360" w:lineRule="auto"/>
+        <w:rPr>
+          <w:rFonts w:ascii="Times New Roman" w:hAnsi="Times New Roman" w:cs="Times New Roman"/>
+          <w:sz w:val="24"/>
+          <w:szCs w:val="24"/>
+        </w:rPr>
+      </w:pPr>
+      <w:r>
+        <w:rPr>
+          <w:rFonts w:ascii="Times New Roman" w:hAnsi="Times New Roman" w:cs="Times New Roman"/>
+          <w:sz w:val="24"/>
+          <w:szCs w:val="24"/>
+        </w:rPr>
+        <w:t>Navigationen är tydligt uppdelad i flera steg: startsida, inloggning, gratis förhandsvisning, köp av kurs och full tillgång till kursinnehåll. Detta följer användarens mentala modell av hur en digital utbildning vanligtvis är uppbyggd och minskar risken för förvirring.</w:t>
+      </w:r>
+    </w:p>
+    <w:p>
+      <w:pPr>
+        <w:spacing w:line="360" w:lineRule="auto"/>
+        <w:rPr>
+          <w:rFonts w:ascii="Times New Roman" w:hAnsi="Times New Roman" w:cs="Times New Roman"/>
+          <w:b/>
+          <w:bCs/>
+          <w:sz w:val="24"/>
+          <w:szCs w:val="24"/>
+        </w:rPr>
+      </w:pPr>
+      <w:r>
+        <w:rPr>
+          <w:rFonts w:ascii="Times New Roman" w:hAnsi="Times New Roman" w:cs="Times New Roman"/>
+          <w:b/>
+          <w:bCs/>
+          <w:sz w:val="24"/>
+          <w:szCs w:val="24"/>
+        </w:rPr>
+        <w:t xml:space="preserve">5. </w:t>
+      </w:r>
+      <w:r>
+        <w:rPr>
+          <w:rFonts w:ascii="Times New Roman" w:hAnsi="Times New Roman" w:cs="Times New Roman"/>
+          <w:b/>
+          <w:bCs/>
+          <w:sz w:val="24"/>
+          <w:szCs w:val="24"/>
+        </w:rPr>
+        <w:t>Multimedia Learning i applikationen</w:t>
+      </w:r>
+    </w:p>
+    <w:p>
+      <w:pPr>
+        <w:spacing w:line="360" w:lineRule="auto"/>
+        <w:rPr>
+          <w:rFonts w:ascii="Times New Roman" w:hAnsi="Times New Roman" w:cs="Times New Roman"/>
+          <w:sz w:val="24"/>
+          <w:szCs w:val="24"/>
+        </w:rPr>
+      </w:pPr>
+      <w:r>
+        <w:rPr>
+          <w:rFonts w:ascii="Times New Roman" w:hAnsi="Times New Roman" w:cs="Times New Roman"/>
+          <w:sz w:val="24"/>
+          <w:szCs w:val="24"/>
+        </w:rPr>
+        <w:t xml:space="preserve">Applikationen använder både text och ljud, till exempel genom instruktioner, frågor och </w:t>
+      </w:r>
+      <w:proofErr w:type="spellStart"/>
+      <w:r>
+        <w:rPr>
+          <w:rFonts w:ascii="Times New Roman" w:hAnsi="Times New Roman" w:cs="Times New Roman"/>
+          <w:sz w:val="24"/>
+          <w:szCs w:val="24"/>
+        </w:rPr>
+        <w:t>speech</w:t>
+      </w:r>
+      <w:proofErr w:type="spellEnd"/>
+      <w:r>
+        <w:rPr>
+          <w:rFonts w:ascii="Times New Roman" w:hAnsi="Times New Roman" w:cs="Times New Roman"/>
+          <w:sz w:val="24"/>
+          <w:szCs w:val="24"/>
+        </w:rPr>
+        <w:t>-to-text, vilket gör att användaren kan både läsa och tala. Detta är särskilt viktigt i språkinlärning där muntlig färdighet är central.</w:t>
+      </w:r>
+    </w:p>
+    <w:p>
+      <w:pPr>
+        <w:spacing w:line="360" w:lineRule="auto"/>
+        <w:rPr>
+          <w:rFonts w:ascii="Times New Roman" w:hAnsi="Times New Roman" w:cs="Times New Roman"/>
+          <w:sz w:val="24"/>
+          <w:szCs w:val="24"/>
+        </w:rPr>
+      </w:pPr>
+      <w:r>
+        <w:rPr>
+          <w:rFonts w:ascii="Times New Roman" w:hAnsi="Times New Roman" w:cs="Times New Roman"/>
+          <w:sz w:val="24"/>
+          <w:szCs w:val="24"/>
+        </w:rPr>
+        <w:t>Detta kan förstås som både multimedia och multimodalitet. Multimedia innebär att flera medier används tillsammans, som text och ljud (Mayer, 2009), medan multimodalitet handlar om hur olika uttrycksformer, som tal och skrift, samverkar för att skapa mening (</w:t>
+      </w:r>
+      <w:proofErr w:type="spellStart"/>
+      <w:r>
+        <w:rPr>
+          <w:rFonts w:ascii="Times New Roman" w:hAnsi="Times New Roman" w:cs="Times New Roman"/>
+          <w:sz w:val="24"/>
+          <w:szCs w:val="24"/>
+        </w:rPr>
+        <w:t>Kress</w:t>
+      </w:r>
+      <w:proofErr w:type="spellEnd"/>
+      <w:r>
+        <w:rPr>
+          <w:rFonts w:ascii="Times New Roman" w:hAnsi="Times New Roman" w:cs="Times New Roman"/>
+          <w:sz w:val="24"/>
+          <w:szCs w:val="24"/>
+        </w:rPr>
+        <w:t>, 2010). I applikationen kompletterar dessa varandra genom att användaren både producerar tal och får skriftlig återkoppling.</w:t>
+      </w:r>
+    </w:p>
+    <w:p>
+      <w:pPr>
+        <w:spacing w:line="360" w:lineRule="auto"/>
+        <w:rPr>
+          <w:rFonts w:ascii="Times New Roman" w:hAnsi="Times New Roman" w:cs="Times New Roman"/>
+          <w:sz w:val="24"/>
+          <w:szCs w:val="24"/>
+        </w:rPr>
+      </w:pPr>
+      <w:r>
+        <w:rPr>
+          <w:rFonts w:ascii="Times New Roman" w:hAnsi="Times New Roman" w:cs="Times New Roman"/>
+          <w:sz w:val="24"/>
+          <w:szCs w:val="24"/>
+        </w:rPr>
+        <w:t>Enligt Mayer (2009) kan lärande förbättras när information presenteras genom flera medier, särskilt om de är pedagogiskt utformade och inte leder till kognitiv överbelastning. I denna applikation används medierna på ett enkelt och strukturerat sätt, vilket ligger i linje med denna princip.</w:t>
+      </w:r>
+      <w:r>
+        <w:rPr>
+          <w:rFonts w:ascii="Times New Roman" w:hAnsi="Times New Roman" w:cs="Times New Roman"/>
+          <w:sz w:val="24"/>
+          <w:szCs w:val="24"/>
+        </w:rPr>
+        <w:t xml:space="preserve"> </w:t>
+      </w:r>
+      <w:r>
+        <w:rPr>
+          <w:rFonts w:ascii="Times New Roman" w:hAnsi="Times New Roman" w:cs="Times New Roman"/>
+          <w:sz w:val="24"/>
+          <w:szCs w:val="24"/>
+        </w:rPr>
+        <w:t>Kombinationen av tal och text bidrar till att flera kognitiva processer aktiveras samtidigt, vilket kan stödja användarens förståelse och inlärning.</w:t>
+      </w:r>
+    </w:p>
+    <w:p>
+      <w:pPr>
+        <w:spacing w:line="360" w:lineRule="auto"/>
+        <w:rPr>
+          <w:rFonts w:ascii="Times New Roman" w:hAnsi="Times New Roman" w:cs="Times New Roman"/>
+          <w:sz w:val="24"/>
+          <w:szCs w:val="24"/>
+        </w:rPr>
+      </w:pPr>
     </w:p>
     <w:p>
       <w:pPr>
@@ -502,6 +820,59 @@
                 <pic:pic xmlns:pic="http://schemas.openxmlformats.org/drawingml/2006/picture">
                   <pic:nvPicPr>
                     <pic:cNvPr id="1118020701" name="Bildobjekt 1" descr="En bild som visar text, skärmbild, programvara, Datorikon&#10;&#10;AI-genererat innehåll kan vara felaktigt."/>
+                    <pic:cNvPicPr/>
+                  </pic:nvPicPr>
+                  <pic:blipFill>
+                    <a:blip r:embed="rId5"/>
+                    <a:stretch>
+                      <a:fillRect/>
+                    </a:stretch>
+                  </pic:blipFill>
+                  <pic:spPr>
+                    <a:xfrm>
+                      <a:off x="0" y="0"/>
+                      <a:ext cx="5760720" cy="3240405"/>
+                    </a:xfrm>
+                    <a:prstGeom prst="rect">
+                      <a:avLst/>
+                    </a:prstGeom>
+                  </pic:spPr>
+                </pic:pic>
+              </a:graphicData>
+            </a:graphic>
+          </wp:inline>
+        </w:drawing>
+      </w:r>
+    </w:p>
+    <w:p>
+      <w:pPr>
+        <w:spacing w:line="360" w:lineRule="auto"/>
+        <w:rPr>
+          <w:rFonts w:ascii="Times New Roman" w:hAnsi="Times New Roman" w:cs="Times New Roman"/>
+          <w:sz w:val="24"/>
+          <w:szCs w:val="24"/>
+        </w:rPr>
+      </w:pPr>
+      <w:r>
+        <w:rPr>
+          <w:rFonts w:ascii="Times New Roman" w:hAnsi="Times New Roman" w:cs="Times New Roman"/>
+          <w:noProof/>
+          <w:sz w:val="24"/>
+          <w:szCs w:val="24"/>
+        </w:rPr>
+        <w:drawing>
+          <wp:inline distT="0" distB="0" distL="0" distR="0" wp14:anchorId="2FB6E1E8" wp14:editId="0912CCCE">
+            <wp:extent cx="5760720" cy="3240405"/>
+            <wp:effectExtent l="0" t="0" r="0" b="0"/>
+            <wp:docPr id="275534289" name="Bildobjekt 1" descr="En bild som visar text, programvara, Datorikon, Operativsystem&#10;&#10;AI-genererat innehåll kan vara felaktigt."/>
+            <wp:cNvGraphicFramePr>
+              <a:graphicFrameLocks xmlns:a="http://schemas.openxmlformats.org/drawingml/2006/main" noChangeAspect="1"/>
+            </wp:cNvGraphicFramePr>
+            <a:graphic xmlns:a="http://schemas.openxmlformats.org/drawingml/2006/main">
+              <a:graphicData uri="http://schemas.openxmlformats.org/drawingml/2006/picture">
+                <pic:pic xmlns:pic="http://schemas.openxmlformats.org/drawingml/2006/picture">
+                  <pic:nvPicPr>
+                    <pic:cNvPr id="275534289" name="Bildobjekt 1" descr="En bild som visar text, programvara, Datorikon, Operativsystem&#10;&#10;AI-genererat innehåll kan vara felaktigt."/>
                     <pic:cNvPicPr/>
                   </pic:nvPicPr>
                   <pic:blipFill>
@@ -535,17 +906,29 @@
           <w:szCs w:val="24"/>
         </w:rPr>
       </w:pPr>
-      <w:r>
-        <w:rPr>
-          <w:rFonts w:ascii="Times New Roman" w:hAnsi="Times New Roman" w:cs="Times New Roman"/>
-          <w:sz w:val="24"/>
-          <w:szCs w:val="24"/>
-        </w:rPr>
+    </w:p>
+    <w:p>
+      <w:pPr>
+        <w:spacing w:line="360" w:lineRule="auto"/>
+        <w:rPr>
+          <w:rFonts w:ascii="Times New Roman" w:hAnsi="Times New Roman" w:cs="Times New Roman"/>
+          <w:sz w:val="24"/>
+          <w:szCs w:val="24"/>
+        </w:rPr>
+      </w:pPr>
+      <w:r>
+        <w:rPr>
+          <w:rFonts w:ascii="Times New Roman" w:hAnsi="Times New Roman" w:cs="Times New Roman"/>
+          <w:noProof/>
+          <w:sz w:val="24"/>
+          <w:szCs w:val="24"/>
+        </w:rPr>
+        <w:lastRenderedPageBreak/>
         <w:drawing>
-          <wp:inline distT="0" distB="0" distL="0" distR="0" wp14:anchorId="10FE7A6D" wp14:editId="4EDCBBDC">
+          <wp:inline distT="0" distB="0" distL="0" distR="0" wp14:anchorId="16F67D80" wp14:editId="7D1A61B1">
             <wp:extent cx="5760720" cy="3240405"/>
             <wp:effectExtent l="0" t="0" r="0" b="0"/>
-            <wp:docPr id="255335508" name="Bildobjekt 1" descr="En bild som visar text, programvara, Datorikon, Multimedieprogram&#10;&#10;AI-genererat innehåll kan vara felaktigt."/>
+            <wp:docPr id="2003741298" name="Bildobjekt 1" descr="En bild som visar text, skärmbild, programvara, Datorikon&#10;&#10;AI-genererat innehåll kan vara felaktigt."/>
             <wp:cNvGraphicFramePr>
               <a:graphicFrameLocks xmlns:a="http://schemas.openxmlformats.org/drawingml/2006/main" noChangeAspect="1"/>
             </wp:cNvGraphicFramePr>
@@ -553,7 +936,7 @@
               <a:graphicData uri="http://schemas.openxmlformats.org/drawingml/2006/picture">
                 <pic:pic xmlns:pic="http://schemas.openxmlformats.org/drawingml/2006/picture">
                   <pic:nvPicPr>
-                    <pic:cNvPr id="255335508" name="Bildobjekt 1" descr="En bild som visar text, programvara, Datorikon, Multimedieprogram&#10;&#10;AI-genererat innehåll kan vara felaktigt."/>
+                    <pic:cNvPr id="2003741298" name="Bildobjekt 1" descr="En bild som visar text, skärmbild, programvara, Datorikon&#10;&#10;AI-genererat innehåll kan vara felaktigt."/>
                     <pic:cNvPicPr/>
                   </pic:nvPicPr>
                   <pic:blipFill>
@@ -590,15 +973,15 @@
       <w:r>
         <w:rPr>
           <w:rFonts w:ascii="Times New Roman" w:hAnsi="Times New Roman" w:cs="Times New Roman"/>
-          <w:sz w:val="24"/>
-          <w:szCs w:val="24"/>
-        </w:rPr>
-        <w:lastRenderedPageBreak/>
+          <w:noProof/>
+          <w:sz w:val="24"/>
+          <w:szCs w:val="24"/>
+        </w:rPr>
         <w:drawing>
-          <wp:inline distT="0" distB="0" distL="0" distR="0" wp14:anchorId="6324D6A9" wp14:editId="05260A73">
+          <wp:inline distT="0" distB="0" distL="0" distR="0" wp14:anchorId="5BC62E38" wp14:editId="616341D4">
             <wp:extent cx="5760720" cy="3240405"/>
             <wp:effectExtent l="0" t="0" r="0" b="0"/>
-            <wp:docPr id="1701115710" name="Bildobjekt 1" descr="En bild som visar text, programvara, Datorikon, Operativsystem&#10;&#10;AI-genererat innehåll kan vara felaktigt."/>
+            <wp:docPr id="893569230" name="Bildobjekt 1" descr="En bild som visar text, programvara, Datorikon, Webbsida&#10;&#10;AI-genererat innehåll kan vara felaktigt."/>
             <wp:cNvGraphicFramePr>
               <a:graphicFrameLocks xmlns:a="http://schemas.openxmlformats.org/drawingml/2006/main" noChangeAspect="1"/>
             </wp:cNvGraphicFramePr>
@@ -606,7 +989,7 @@
               <a:graphicData uri="http://schemas.openxmlformats.org/drawingml/2006/picture">
                 <pic:pic xmlns:pic="http://schemas.openxmlformats.org/drawingml/2006/picture">
                   <pic:nvPicPr>
-                    <pic:cNvPr id="1701115710" name="Bildobjekt 1" descr="En bild som visar text, programvara, Datorikon, Operativsystem&#10;&#10;AI-genererat innehåll kan vara felaktigt."/>
+                    <pic:cNvPr id="893569230" name="Bildobjekt 1" descr="En bild som visar text, programvara, Datorikon, Webbsida&#10;&#10;AI-genererat innehåll kan vara felaktigt."/>
                     <pic:cNvPicPr/>
                   </pic:nvPicPr>
                   <pic:blipFill>
@@ -643,14 +1026,16 @@
       <w:r>
         <w:rPr>
           <w:rFonts w:ascii="Times New Roman" w:hAnsi="Times New Roman" w:cs="Times New Roman"/>
-          <w:sz w:val="24"/>
-          <w:szCs w:val="24"/>
-        </w:rPr>
+          <w:noProof/>
+          <w:sz w:val="24"/>
+          <w:szCs w:val="24"/>
+        </w:rPr>
+        <w:lastRenderedPageBreak/>
         <w:drawing>
-          <wp:inline distT="0" distB="0" distL="0" distR="0" wp14:anchorId="76338E52" wp14:editId="25777E05">
+          <wp:inline distT="0" distB="0" distL="0" distR="0" wp14:anchorId="49532F49" wp14:editId="7E7D3B31">
             <wp:extent cx="5760720" cy="3240405"/>
             <wp:effectExtent l="0" t="0" r="0" b="0"/>
-            <wp:docPr id="952446571" name="Bildobjekt 1" descr="En bild som visar text, programvara, Datorikon, Operativsystem&#10;&#10;AI-genererat innehåll kan vara felaktigt."/>
+            <wp:docPr id="1815086755" name="Bildobjekt 1" descr="En bild som visar text, programvara, Datorikon, Webbsida&#10;&#10;AI-genererat innehåll kan vara felaktigt."/>
             <wp:cNvGraphicFramePr>
               <a:graphicFrameLocks xmlns:a="http://schemas.openxmlformats.org/drawingml/2006/main" noChangeAspect="1"/>
             </wp:cNvGraphicFramePr>
@@ -658,7 +1043,7 @@
               <a:graphicData uri="http://schemas.openxmlformats.org/drawingml/2006/picture">
                 <pic:pic xmlns:pic="http://schemas.openxmlformats.org/drawingml/2006/picture">
                   <pic:nvPicPr>
-                    <pic:cNvPr id="952446571" name="Bildobjekt 1" descr="En bild som visar text, programvara, Datorikon, Operativsystem&#10;&#10;AI-genererat innehåll kan vara felaktigt."/>
+                    <pic:cNvPr id="1815086755" name="Bildobjekt 1" descr="En bild som visar text, programvara, Datorikon, Webbsida&#10;&#10;AI-genererat innehåll kan vara felaktigt."/>
                     <pic:cNvPicPr/>
                   </pic:nvPicPr>
                   <pic:blipFill>
@@ -695,15 +1080,15 @@
       <w:r>
         <w:rPr>
           <w:rFonts w:ascii="Times New Roman" w:hAnsi="Times New Roman" w:cs="Times New Roman"/>
-          <w:sz w:val="24"/>
-          <w:szCs w:val="24"/>
-        </w:rPr>
-        <w:lastRenderedPageBreak/>
+          <w:noProof/>
+          <w:sz w:val="24"/>
+          <w:szCs w:val="24"/>
+        </w:rPr>
         <w:drawing>
-          <wp:inline distT="0" distB="0" distL="0" distR="0" wp14:anchorId="443AC3D9" wp14:editId="7F9B66E1">
-            <wp:extent cx="5760720" cy="3024505"/>
-            <wp:effectExtent l="0" t="0" r="0" b="4445"/>
-            <wp:docPr id="1574450430" name="Bildobjekt 1" descr="En bild som visar text, programvara, skärmbild, Webbsida&#10;&#10;AI-genererat innehåll kan vara felaktigt."/>
+          <wp:inline distT="0" distB="0" distL="0" distR="0" wp14:anchorId="52912704" wp14:editId="2BEB5189">
+            <wp:extent cx="5760720" cy="3240405"/>
+            <wp:effectExtent l="0" t="0" r="0" b="0"/>
+            <wp:docPr id="1372761490" name="Bildobjekt 1" descr="En bild som visar text, skärmbild, programvara, Datorikon&#10;&#10;AI-genererat innehåll kan vara felaktigt."/>
             <wp:cNvGraphicFramePr>
               <a:graphicFrameLocks xmlns:a="http://schemas.openxmlformats.org/drawingml/2006/main" noChangeAspect="1"/>
             </wp:cNvGraphicFramePr>
@@ -711,7 +1096,7 @@
               <a:graphicData uri="http://schemas.openxmlformats.org/drawingml/2006/picture">
                 <pic:pic xmlns:pic="http://schemas.openxmlformats.org/drawingml/2006/picture">
                   <pic:nvPicPr>
-                    <pic:cNvPr id="1574450430" name="Bildobjekt 1" descr="En bild som visar text, programvara, skärmbild, Webbsida&#10;&#10;AI-genererat innehåll kan vara felaktigt."/>
+                    <pic:cNvPr id="1372761490" name="Bildobjekt 1" descr="En bild som visar text, skärmbild, programvara, Datorikon&#10;&#10;AI-genererat innehåll kan vara felaktigt."/>
                     <pic:cNvPicPr/>
                   </pic:nvPicPr>
                   <pic:blipFill>
@@ -723,7 +1108,7 @@
                   <pic:spPr>
                     <a:xfrm>
                       <a:off x="0" y="0"/>
-                      <a:ext cx="5760720" cy="3024505"/>
+                      <a:ext cx="5760720" cy="3240405"/>
                     </a:xfrm>
                     <a:prstGeom prst="rect">
                       <a:avLst/>
@@ -761,6 +1146,46 @@
         <w:spacing w:line="360" w:lineRule="auto"/>
         <w:rPr>
           <w:rFonts w:ascii="Times New Roman" w:hAnsi="Times New Roman" w:cs="Times New Roman"/>
+          <w:sz w:val="24"/>
+          <w:szCs w:val="24"/>
+        </w:rPr>
+      </w:pPr>
+    </w:p>
+    <w:p>
+      <w:pPr>
+        <w:spacing w:line="360" w:lineRule="auto"/>
+        <w:rPr>
+          <w:rFonts w:ascii="Times New Roman" w:hAnsi="Times New Roman" w:cs="Times New Roman"/>
+          <w:sz w:val="24"/>
+          <w:szCs w:val="24"/>
+        </w:rPr>
+      </w:pPr>
+    </w:p>
+    <w:p>
+      <w:pPr>
+        <w:spacing w:line="360" w:lineRule="auto"/>
+        <w:rPr>
+          <w:rFonts w:ascii="Times New Roman" w:hAnsi="Times New Roman" w:cs="Times New Roman"/>
+          <w:sz w:val="24"/>
+          <w:szCs w:val="24"/>
+        </w:rPr>
+      </w:pPr>
+    </w:p>
+    <w:p>
+      <w:pPr>
+        <w:spacing w:line="360" w:lineRule="auto"/>
+        <w:rPr>
+          <w:rFonts w:ascii="Times New Roman" w:hAnsi="Times New Roman" w:cs="Times New Roman"/>
+          <w:sz w:val="24"/>
+          <w:szCs w:val="24"/>
+        </w:rPr>
+      </w:pPr>
+    </w:p>
+    <w:p>
+      <w:pPr>
+        <w:spacing w:line="360" w:lineRule="auto"/>
+        <w:rPr>
+          <w:rFonts w:ascii="Times New Roman" w:hAnsi="Times New Roman" w:cs="Times New Roman"/>
           <w:b/>
           <w:bCs/>
           <w:sz w:val="24"/>
@@ -775,6 +1200,7 @@
           <w:sz w:val="24"/>
           <w:szCs w:val="24"/>
         </w:rPr>
+        <w:lastRenderedPageBreak/>
         <w:t>6. Utmaningar och problemlösning</w:t>
       </w:r>
     </w:p>
@@ -793,36 +1219,242 @@
           <w:sz w:val="24"/>
           <w:szCs w:val="24"/>
         </w:rPr>
-        <w:t>En av de största utmaningarna i projektet var att få kommunikationen mellan frontend och backend att fungera stabilt, särskilt vid hantering av routes och API-anrop. Problem uppstod bland annat när frontend inte nådde rätt backend-route, vilket krävde noggrann felsökning av proxy-inställningar och serverstruktur.</w:t>
-      </w:r>
-    </w:p>
-    <w:p>
-      <w:pPr>
-        <w:spacing w:line="360" w:lineRule="auto"/>
-        <w:rPr>
-          <w:rFonts w:ascii="Times New Roman" w:hAnsi="Times New Roman" w:cs="Times New Roman"/>
-          <w:sz w:val="24"/>
-          <w:szCs w:val="24"/>
-        </w:rPr>
-      </w:pPr>
-      <w:r>
-        <w:rPr>
-          <w:rFonts w:ascii="Times New Roman" w:hAnsi="Times New Roman" w:cs="Times New Roman"/>
-          <w:sz w:val="24"/>
-          <w:szCs w:val="24"/>
-        </w:rPr>
-        <w:t>En annan utmaning var hantering av externa API-nycklar och miljövariabler. För att lösa detta användes miljövariabler i backend, vilket ökade säkerheten och gjorde applikationen mer professionell. Arbetet med autentisering och låsta funktioner krävde också tydlig ansvarsfördelning mellan olika komponenter.</w:t>
-      </w:r>
-    </w:p>
-    <w:p>
-      <w:pPr>
-        <w:spacing w:line="360" w:lineRule="auto"/>
-        <w:rPr>
-          <w:rFonts w:ascii="Times New Roman" w:hAnsi="Times New Roman" w:cs="Times New Roman"/>
-          <w:sz w:val="24"/>
-          <w:szCs w:val="24"/>
-        </w:rPr>
-      </w:pPr>
+        <w:t xml:space="preserve">En av de utmaningarna i projektet var att bygga </w:t>
+      </w:r>
+      <w:r>
+        <w:rPr>
+          <w:rFonts w:ascii="Times New Roman" w:hAnsi="Times New Roman" w:cs="Times New Roman"/>
+          <w:sz w:val="24"/>
+          <w:szCs w:val="24"/>
+        </w:rPr>
+        <w:t xml:space="preserve">om </w:t>
+      </w:r>
+      <w:r>
+        <w:rPr>
+          <w:rFonts w:ascii="Times New Roman" w:hAnsi="Times New Roman" w:cs="Times New Roman"/>
+          <w:sz w:val="24"/>
+          <w:szCs w:val="24"/>
+        </w:rPr>
+        <w:t xml:space="preserve">en fungerande applikation </w:t>
+      </w:r>
+      <w:r>
+        <w:rPr>
+          <w:rFonts w:ascii="Times New Roman" w:hAnsi="Times New Roman" w:cs="Times New Roman"/>
+          <w:sz w:val="24"/>
+          <w:szCs w:val="24"/>
+        </w:rPr>
+        <w:t xml:space="preserve">till applikationen </w:t>
+      </w:r>
+      <w:r>
+        <w:rPr>
+          <w:rFonts w:ascii="Times New Roman" w:hAnsi="Times New Roman" w:cs="Times New Roman"/>
+          <w:sz w:val="24"/>
+          <w:szCs w:val="24"/>
+        </w:rPr>
+        <w:t xml:space="preserve">utan en traditionell </w:t>
+      </w:r>
+      <w:proofErr w:type="spellStart"/>
+      <w:r>
+        <w:rPr>
+          <w:rFonts w:ascii="Times New Roman" w:hAnsi="Times New Roman" w:cs="Times New Roman"/>
+          <w:sz w:val="24"/>
+          <w:szCs w:val="24"/>
+        </w:rPr>
+        <w:t>backend</w:t>
+      </w:r>
+      <w:proofErr w:type="spellEnd"/>
+      <w:r>
+        <w:rPr>
+          <w:rFonts w:ascii="Times New Roman" w:hAnsi="Times New Roman" w:cs="Times New Roman"/>
+          <w:sz w:val="24"/>
+          <w:szCs w:val="24"/>
+        </w:rPr>
+        <w:t xml:space="preserve">-databas. Detta krävde att jag fick en djupare förståelse för </w:t>
+      </w:r>
+      <w:proofErr w:type="spellStart"/>
+      <w:r>
+        <w:rPr>
+          <w:rFonts w:ascii="Times New Roman" w:hAnsi="Times New Roman" w:cs="Times New Roman"/>
+          <w:sz w:val="24"/>
+          <w:szCs w:val="24"/>
+        </w:rPr>
+        <w:t>localStorage</w:t>
+      </w:r>
+      <w:proofErr w:type="spellEnd"/>
+      <w:r>
+        <w:rPr>
+          <w:rFonts w:ascii="Times New Roman" w:hAnsi="Times New Roman" w:cs="Times New Roman"/>
+          <w:sz w:val="24"/>
+          <w:szCs w:val="24"/>
+        </w:rPr>
+        <w:t xml:space="preserve"> och hur man synkroniserar det med </w:t>
+      </w:r>
+      <w:proofErr w:type="spellStart"/>
+      <w:r>
+        <w:rPr>
+          <w:rFonts w:ascii="Times New Roman" w:hAnsi="Times New Roman" w:cs="Times New Roman"/>
+          <w:sz w:val="24"/>
+          <w:szCs w:val="24"/>
+        </w:rPr>
+        <w:t>Reacts</w:t>
+      </w:r>
+      <w:proofErr w:type="spellEnd"/>
+      <w:r>
+        <w:rPr>
+          <w:rFonts w:ascii="Times New Roman" w:hAnsi="Times New Roman" w:cs="Times New Roman"/>
+          <w:sz w:val="24"/>
+          <w:szCs w:val="24"/>
+        </w:rPr>
+        <w:t xml:space="preserve"> </w:t>
+      </w:r>
+      <w:proofErr w:type="spellStart"/>
+      <w:r>
+        <w:rPr>
+          <w:rFonts w:ascii="Times New Roman" w:hAnsi="Times New Roman" w:cs="Times New Roman"/>
+          <w:sz w:val="24"/>
+          <w:szCs w:val="24"/>
+        </w:rPr>
+        <w:t>state</w:t>
+      </w:r>
+      <w:proofErr w:type="spellEnd"/>
+      <w:r>
+        <w:rPr>
+          <w:rFonts w:ascii="Times New Roman" w:hAnsi="Times New Roman" w:cs="Times New Roman"/>
+          <w:sz w:val="24"/>
+          <w:szCs w:val="24"/>
+        </w:rPr>
+        <w:t xml:space="preserve">. Det var till exempel en utmaning att se till att användaren förblev inloggad och att </w:t>
+      </w:r>
+      <w:proofErr w:type="spellStart"/>
+      <w:r>
+        <w:rPr>
+          <w:rFonts w:ascii="Times New Roman" w:hAnsi="Times New Roman" w:cs="Times New Roman"/>
+          <w:sz w:val="24"/>
+          <w:szCs w:val="24"/>
+        </w:rPr>
+        <w:t>kursköp</w:t>
+      </w:r>
+      <w:proofErr w:type="spellEnd"/>
+      <w:r>
+        <w:rPr>
+          <w:rFonts w:ascii="Times New Roman" w:hAnsi="Times New Roman" w:cs="Times New Roman"/>
+          <w:sz w:val="24"/>
+          <w:szCs w:val="24"/>
+        </w:rPr>
+        <w:t xml:space="preserve"> sparades korrekt även när webbläsaren laddades om.</w:t>
+      </w:r>
+    </w:p>
+    <w:p>
+      <w:pPr>
+        <w:spacing w:line="360" w:lineRule="auto"/>
+        <w:rPr>
+          <w:rFonts w:ascii="Times New Roman" w:hAnsi="Times New Roman" w:cs="Times New Roman"/>
+          <w:sz w:val="24"/>
+          <w:szCs w:val="24"/>
+        </w:rPr>
+      </w:pPr>
+      <w:r>
+        <w:rPr>
+          <w:rFonts w:ascii="Times New Roman" w:hAnsi="Times New Roman" w:cs="Times New Roman"/>
+          <w:sz w:val="24"/>
+          <w:szCs w:val="24"/>
+        </w:rPr>
+        <w:t xml:space="preserve">En annan utmaning var att hantera </w:t>
+      </w:r>
+      <w:r>
+        <w:rPr>
+          <w:rFonts w:ascii="Times New Roman" w:hAnsi="Times New Roman" w:cs="Times New Roman"/>
+          <w:sz w:val="24"/>
+          <w:szCs w:val="24"/>
+        </w:rPr>
+        <w:t xml:space="preserve">säkerhet och </w:t>
+      </w:r>
+      <w:proofErr w:type="spellStart"/>
+      <w:r>
+        <w:rPr>
+          <w:rFonts w:ascii="Times New Roman" w:hAnsi="Times New Roman" w:cs="Times New Roman"/>
+          <w:sz w:val="24"/>
+          <w:szCs w:val="24"/>
+        </w:rPr>
+        <w:t>routing</w:t>
+      </w:r>
+      <w:proofErr w:type="spellEnd"/>
+      <w:r>
+        <w:rPr>
+          <w:rFonts w:ascii="Times New Roman" w:hAnsi="Times New Roman" w:cs="Times New Roman"/>
+          <w:sz w:val="24"/>
+          <w:szCs w:val="24"/>
+        </w:rPr>
+        <w:t xml:space="preserve"> på klientsidan. För att förhindra att obehöriga användare kom åt betalt innehåll, skapa</w:t>
+      </w:r>
+      <w:r>
+        <w:rPr>
+          <w:rFonts w:ascii="Times New Roman" w:hAnsi="Times New Roman" w:cs="Times New Roman"/>
+          <w:sz w:val="24"/>
+          <w:szCs w:val="24"/>
+        </w:rPr>
+        <w:t>s</w:t>
+      </w:r>
+      <w:r>
+        <w:rPr>
+          <w:rFonts w:ascii="Times New Roman" w:hAnsi="Times New Roman" w:cs="Times New Roman"/>
+          <w:sz w:val="24"/>
+          <w:szCs w:val="24"/>
+        </w:rPr>
+        <w:t xml:space="preserve"> en "skyddad rutt" (</w:t>
+      </w:r>
+      <w:proofErr w:type="spellStart"/>
+      <w:r>
+        <w:rPr>
+          <w:rFonts w:ascii="Times New Roman" w:hAnsi="Times New Roman" w:cs="Times New Roman"/>
+          <w:sz w:val="24"/>
+          <w:szCs w:val="24"/>
+        </w:rPr>
+        <w:t>Protected</w:t>
+      </w:r>
+      <w:proofErr w:type="spellEnd"/>
+      <w:r>
+        <w:rPr>
+          <w:rFonts w:ascii="Times New Roman" w:hAnsi="Times New Roman" w:cs="Times New Roman"/>
+          <w:sz w:val="24"/>
+          <w:szCs w:val="24"/>
+        </w:rPr>
+        <w:t xml:space="preserve"> Route). Denna komponent kontrollerar om en aktiv session finns innan sidan visas, och omdirigerar annars användaren till inloggningssidan.</w:t>
+      </w:r>
+    </w:p>
+    <w:p>
+      <w:pPr>
+        <w:spacing w:line="360" w:lineRule="auto"/>
+        <w:rPr>
+          <w:rFonts w:ascii="Times New Roman" w:hAnsi="Times New Roman" w:cs="Times New Roman"/>
+          <w:sz w:val="24"/>
+          <w:szCs w:val="24"/>
+        </w:rPr>
+      </w:pPr>
+      <w:r>
+        <w:rPr>
+          <w:rFonts w:ascii="Times New Roman" w:hAnsi="Times New Roman" w:cs="Times New Roman"/>
+          <w:sz w:val="24"/>
+          <w:szCs w:val="24"/>
+        </w:rPr>
+        <w:t xml:space="preserve">Jag fick även öva på att hantera </w:t>
+      </w:r>
+      <w:r>
+        <w:rPr>
+          <w:rFonts w:ascii="Times New Roman" w:hAnsi="Times New Roman" w:cs="Times New Roman"/>
+          <w:sz w:val="24"/>
+          <w:szCs w:val="24"/>
+        </w:rPr>
+        <w:t>asynkrona API-anrop</w:t>
+      </w:r>
+      <w:r>
+        <w:rPr>
+          <w:rFonts w:ascii="Times New Roman" w:hAnsi="Times New Roman" w:cs="Times New Roman"/>
+          <w:sz w:val="24"/>
+          <w:szCs w:val="24"/>
+        </w:rPr>
+        <w:t xml:space="preserve"> (mot ordboks-tjänsten) och säkerställa att användaren får tydlig feedback, exempelvis genom laddningssymboler eller felmeddelanden om nätverket skulle krångla.</w:t>
+      </w:r>
     </w:p>
     <w:p>
       <w:pPr>
@@ -861,34 +1493,358 @@
           <w:sz w:val="24"/>
           <w:szCs w:val="24"/>
         </w:rPr>
-        <w:t xml:space="preserve">Arbetet med webbapplikationen har varit starkt </w:t>
-      </w:r>
-      <w:r>
-        <w:rPr>
-          <w:rFonts w:ascii="Times New Roman" w:hAnsi="Times New Roman" w:cs="Times New Roman"/>
-          <w:sz w:val="24"/>
-          <w:szCs w:val="24"/>
-        </w:rPr>
-        <w:t xml:space="preserve">repetitivt </w:t>
-      </w:r>
-      <w:r>
-        <w:rPr>
-          <w:rFonts w:ascii="Times New Roman" w:hAnsi="Times New Roman" w:cs="Times New Roman"/>
-          <w:sz w:val="24"/>
-          <w:szCs w:val="24"/>
-        </w:rPr>
-        <w:t>och präglats av kontinuerlig problemlösning. Jag har ofta byggt en funktion i taget, testat den i praktiken och därefter justerat eller skrivit om delar av koden när något inte fungerat som förväntat. Ett tydligt exempel är hanteringen av AI-feedback, där flera försök krävdes för att få logiken kring rätt/fel svar, animationer och rensning av användarens svar att fungera korrekt.</w:t>
-      </w:r>
-    </w:p>
-    <w:p>
-      <w:pPr>
-        <w:spacing w:line="360" w:lineRule="auto"/>
-        <w:rPr>
-          <w:rFonts w:ascii="Times New Roman" w:hAnsi="Times New Roman" w:cs="Times New Roman"/>
-          <w:sz w:val="24"/>
-          <w:szCs w:val="24"/>
-        </w:rPr>
-      </w:pPr>
+        <w:t xml:space="preserve">I mitt av projektet hade jag en ambition att bygga en fullskalig </w:t>
+      </w:r>
+      <w:proofErr w:type="spellStart"/>
+      <w:r>
+        <w:rPr>
+          <w:rFonts w:ascii="Times New Roman" w:hAnsi="Times New Roman" w:cs="Times New Roman"/>
+          <w:sz w:val="24"/>
+          <w:szCs w:val="24"/>
+        </w:rPr>
+        <w:t>backend</w:t>
+      </w:r>
+      <w:proofErr w:type="spellEnd"/>
+      <w:r>
+        <w:rPr>
+          <w:rFonts w:ascii="Times New Roman" w:hAnsi="Times New Roman" w:cs="Times New Roman"/>
+          <w:sz w:val="24"/>
+          <w:szCs w:val="24"/>
+        </w:rPr>
+        <w:t xml:space="preserve"> och integrera en AI-tjänst (som Gemini eller </w:t>
+      </w:r>
+      <w:proofErr w:type="spellStart"/>
+      <w:r>
+        <w:rPr>
+          <w:rFonts w:ascii="Times New Roman" w:hAnsi="Times New Roman" w:cs="Times New Roman"/>
+          <w:sz w:val="24"/>
+          <w:szCs w:val="24"/>
+        </w:rPr>
+        <w:t>OpenAI</w:t>
+      </w:r>
+      <w:proofErr w:type="spellEnd"/>
+      <w:r>
+        <w:rPr>
+          <w:rFonts w:ascii="Times New Roman" w:hAnsi="Times New Roman" w:cs="Times New Roman"/>
+          <w:sz w:val="24"/>
+          <w:szCs w:val="24"/>
+        </w:rPr>
+        <w:t xml:space="preserve">) för att rätta användarens svar. Jag lade mycket tid på detta, men det var inte genomtänkt av mig, </w:t>
+      </w:r>
+      <w:proofErr w:type="spellStart"/>
+      <w:r>
+        <w:rPr>
+          <w:rFonts w:ascii="Times New Roman" w:hAnsi="Times New Roman" w:cs="Times New Roman"/>
+          <w:sz w:val="24"/>
+          <w:szCs w:val="24"/>
+        </w:rPr>
+        <w:t>pga</w:t>
+      </w:r>
+      <w:proofErr w:type="spellEnd"/>
+      <w:r>
+        <w:rPr>
+          <w:rFonts w:ascii="Times New Roman" w:hAnsi="Times New Roman" w:cs="Times New Roman"/>
+          <w:sz w:val="24"/>
+          <w:szCs w:val="24"/>
+        </w:rPr>
+        <w:t xml:space="preserve"> examinationsuppgift krävde inte </w:t>
+      </w:r>
+      <w:proofErr w:type="spellStart"/>
+      <w:r>
+        <w:rPr>
+          <w:rFonts w:ascii="Times New Roman" w:hAnsi="Times New Roman" w:cs="Times New Roman"/>
+          <w:sz w:val="24"/>
+          <w:szCs w:val="24"/>
+        </w:rPr>
+        <w:t>backend</w:t>
+      </w:r>
+      <w:proofErr w:type="spellEnd"/>
+      <w:r>
+        <w:rPr>
+          <w:rFonts w:ascii="Times New Roman" w:hAnsi="Times New Roman" w:cs="Times New Roman"/>
+          <w:sz w:val="24"/>
+          <w:szCs w:val="24"/>
+        </w:rPr>
+        <w:t xml:space="preserve">. </w:t>
+      </w:r>
+    </w:p>
+    <w:p>
+      <w:pPr>
+        <w:spacing w:line="360" w:lineRule="auto"/>
+        <w:rPr>
+          <w:rFonts w:ascii="Times New Roman" w:hAnsi="Times New Roman" w:cs="Times New Roman"/>
+          <w:sz w:val="24"/>
+          <w:szCs w:val="24"/>
+        </w:rPr>
+      </w:pPr>
+      <w:r>
+        <w:rPr>
+          <w:rFonts w:ascii="Times New Roman" w:hAnsi="Times New Roman" w:cs="Times New Roman"/>
+          <w:sz w:val="24"/>
+          <w:szCs w:val="24"/>
+        </w:rPr>
+        <w:t xml:space="preserve">Vid ombyggning valde jag att flytta logiken till </w:t>
+      </w:r>
+      <w:proofErr w:type="spellStart"/>
+      <w:r>
+        <w:rPr>
+          <w:rFonts w:ascii="Times New Roman" w:hAnsi="Times New Roman" w:cs="Times New Roman"/>
+          <w:sz w:val="24"/>
+          <w:szCs w:val="24"/>
+        </w:rPr>
+        <w:t>frontend</w:t>
+      </w:r>
+      <w:proofErr w:type="spellEnd"/>
+      <w:r>
+        <w:rPr>
+          <w:rFonts w:ascii="Times New Roman" w:hAnsi="Times New Roman" w:cs="Times New Roman"/>
+          <w:sz w:val="24"/>
+          <w:szCs w:val="24"/>
+        </w:rPr>
+        <w:t xml:space="preserve">. Jag byggde </w:t>
+      </w:r>
+      <w:r>
+        <w:rPr>
+          <w:rFonts w:ascii="Times New Roman" w:hAnsi="Times New Roman" w:cs="Times New Roman"/>
+          <w:sz w:val="24"/>
+          <w:szCs w:val="24"/>
+        </w:rPr>
+        <w:t>i stället</w:t>
+      </w:r>
+      <w:r>
+        <w:rPr>
+          <w:rFonts w:ascii="Times New Roman" w:hAnsi="Times New Roman" w:cs="Times New Roman"/>
+          <w:sz w:val="24"/>
+          <w:szCs w:val="24"/>
+        </w:rPr>
+        <w:t xml:space="preserve"> en egen "rättnings-motor" direkt i JavaScript som analyserar användarens svar lokalt. Det blev en viktig läxa i att läsa uppgiftenskrav och fullfölja detta.</w:t>
+      </w:r>
+    </w:p>
+    <w:p>
+      <w:pPr>
+        <w:spacing w:line="360" w:lineRule="auto"/>
+        <w:rPr>
+          <w:rFonts w:ascii="Times New Roman" w:hAnsi="Times New Roman" w:cs="Times New Roman"/>
+          <w:sz w:val="24"/>
+          <w:szCs w:val="24"/>
+        </w:rPr>
+      </w:pPr>
+      <w:r>
+        <w:rPr>
+          <w:rFonts w:ascii="Times New Roman" w:hAnsi="Times New Roman" w:cs="Times New Roman"/>
+          <w:sz w:val="24"/>
+          <w:szCs w:val="24"/>
+        </w:rPr>
+        <w:t xml:space="preserve">En utmaning har varit att hantera data utan en riktig databas. Jag fick lära mig att använda </w:t>
+      </w:r>
+      <w:proofErr w:type="spellStart"/>
+      <w:r>
+        <w:rPr>
+          <w:rFonts w:ascii="Times New Roman" w:hAnsi="Times New Roman" w:cs="Times New Roman"/>
+          <w:sz w:val="24"/>
+          <w:szCs w:val="24"/>
+        </w:rPr>
+        <w:t>localStorage</w:t>
+      </w:r>
+      <w:proofErr w:type="spellEnd"/>
+      <w:r>
+        <w:rPr>
+          <w:rFonts w:ascii="Times New Roman" w:hAnsi="Times New Roman" w:cs="Times New Roman"/>
+          <w:sz w:val="24"/>
+          <w:szCs w:val="24"/>
+        </w:rPr>
+        <w:t xml:space="preserve"> för att simulera en databas, så att användaren inte loggas ut eller tappar sina </w:t>
+      </w:r>
+      <w:proofErr w:type="spellStart"/>
+      <w:r>
+        <w:rPr>
+          <w:rFonts w:ascii="Times New Roman" w:hAnsi="Times New Roman" w:cs="Times New Roman"/>
+          <w:sz w:val="24"/>
+          <w:szCs w:val="24"/>
+        </w:rPr>
+        <w:t>kursköp</w:t>
+      </w:r>
+      <w:proofErr w:type="spellEnd"/>
+      <w:r>
+        <w:rPr>
+          <w:rFonts w:ascii="Times New Roman" w:hAnsi="Times New Roman" w:cs="Times New Roman"/>
+          <w:sz w:val="24"/>
+          <w:szCs w:val="24"/>
+        </w:rPr>
+        <w:t xml:space="preserve"> när sidan laddas om. Det var ibland klurigt att synkronisera </w:t>
+      </w:r>
+      <w:proofErr w:type="spellStart"/>
+      <w:r>
+        <w:rPr>
+          <w:rFonts w:ascii="Times New Roman" w:hAnsi="Times New Roman" w:cs="Times New Roman"/>
+          <w:sz w:val="24"/>
+          <w:szCs w:val="24"/>
+        </w:rPr>
+        <w:t>Reacts</w:t>
+      </w:r>
+      <w:proofErr w:type="spellEnd"/>
+      <w:r>
+        <w:rPr>
+          <w:rFonts w:ascii="Times New Roman" w:hAnsi="Times New Roman" w:cs="Times New Roman"/>
+          <w:sz w:val="24"/>
+          <w:szCs w:val="24"/>
+        </w:rPr>
+        <w:t xml:space="preserve"> </w:t>
+      </w:r>
+      <w:proofErr w:type="spellStart"/>
+      <w:r>
+        <w:rPr>
+          <w:rFonts w:ascii="Times New Roman" w:hAnsi="Times New Roman" w:cs="Times New Roman"/>
+          <w:sz w:val="24"/>
+          <w:szCs w:val="24"/>
+        </w:rPr>
+        <w:t>state</w:t>
+      </w:r>
+      <w:proofErr w:type="spellEnd"/>
+      <w:r>
+        <w:rPr>
+          <w:rFonts w:ascii="Times New Roman" w:hAnsi="Times New Roman" w:cs="Times New Roman"/>
+          <w:sz w:val="24"/>
+          <w:szCs w:val="24"/>
+        </w:rPr>
+        <w:t xml:space="preserve"> med </w:t>
+      </w:r>
+      <w:proofErr w:type="spellStart"/>
+      <w:r>
+        <w:rPr>
+          <w:rFonts w:ascii="Times New Roman" w:hAnsi="Times New Roman" w:cs="Times New Roman"/>
+          <w:sz w:val="24"/>
+          <w:szCs w:val="24"/>
+        </w:rPr>
+        <w:t>localStorage</w:t>
+      </w:r>
+      <w:proofErr w:type="spellEnd"/>
+      <w:r>
+        <w:rPr>
+          <w:rFonts w:ascii="Times New Roman" w:hAnsi="Times New Roman" w:cs="Times New Roman"/>
+          <w:sz w:val="24"/>
+          <w:szCs w:val="24"/>
+        </w:rPr>
+        <w:t>, och jag fick felsöka buggar där knappar visade fel status.</w:t>
+      </w:r>
+    </w:p>
+    <w:p>
+      <w:pPr>
+        <w:spacing w:line="360" w:lineRule="auto"/>
+        <w:rPr>
+          <w:rFonts w:ascii="Times New Roman" w:hAnsi="Times New Roman" w:cs="Times New Roman"/>
+          <w:sz w:val="24"/>
+          <w:szCs w:val="24"/>
+        </w:rPr>
+      </w:pPr>
+      <w:r>
+        <w:rPr>
+          <w:rFonts w:ascii="Times New Roman" w:hAnsi="Times New Roman" w:cs="Times New Roman"/>
+          <w:sz w:val="24"/>
+          <w:szCs w:val="24"/>
+        </w:rPr>
+        <w:t xml:space="preserve">I efterhand kan jag se att en tydligare plan och korrekt läst kvav på projektet från början hade sparat tid. Samtidigt var det just ”pröva-sig-fram"-metoden som lärde mig mest. </w:t>
+      </w:r>
+      <w:r>
+        <w:rPr>
+          <w:rFonts w:ascii="Times New Roman" w:hAnsi="Times New Roman" w:cs="Times New Roman"/>
+          <w:sz w:val="24"/>
+          <w:szCs w:val="24"/>
+        </w:rPr>
+        <w:t xml:space="preserve">Det </w:t>
+      </w:r>
+      <w:r>
+        <w:rPr>
+          <w:rFonts w:ascii="Times New Roman" w:hAnsi="Times New Roman" w:cs="Times New Roman"/>
+          <w:sz w:val="24"/>
+          <w:szCs w:val="24"/>
+        </w:rPr>
+        <w:t xml:space="preserve">visade sig den flexibla arbetsprocessen vara värdefull, då många beslut togs baserat på insikter som uppstod först när applikationen faktiskt användes och testades i praktiken. </w:t>
+      </w:r>
+      <w:r>
+        <w:rPr>
+          <w:rFonts w:ascii="Times New Roman" w:hAnsi="Times New Roman" w:cs="Times New Roman"/>
+          <w:sz w:val="24"/>
+          <w:szCs w:val="24"/>
+        </w:rPr>
+        <w:t xml:space="preserve">Genom att stöta på problem med asynkrona anrop (i ordboks-delen) och </w:t>
+      </w:r>
+      <w:proofErr w:type="spellStart"/>
+      <w:r>
+        <w:rPr>
+          <w:rFonts w:ascii="Times New Roman" w:hAnsi="Times New Roman" w:cs="Times New Roman"/>
+          <w:sz w:val="24"/>
+          <w:szCs w:val="24"/>
+        </w:rPr>
+        <w:t>routing</w:t>
+      </w:r>
+      <w:proofErr w:type="spellEnd"/>
+      <w:r>
+        <w:rPr>
+          <w:rFonts w:ascii="Times New Roman" w:hAnsi="Times New Roman" w:cs="Times New Roman"/>
+          <w:sz w:val="24"/>
+          <w:szCs w:val="24"/>
+        </w:rPr>
+        <w:t>-skydd, har jag fått en djupare förståelse för hur</w:t>
+      </w:r>
+      <w:r>
+        <w:rPr>
+          <w:rFonts w:ascii="Times New Roman" w:hAnsi="Times New Roman" w:cs="Times New Roman"/>
+          <w:sz w:val="24"/>
+          <w:szCs w:val="24"/>
+        </w:rPr>
+        <w:t xml:space="preserve"> </w:t>
+      </w:r>
+      <w:r>
+        <w:rPr>
+          <w:rFonts w:ascii="Times New Roman" w:hAnsi="Times New Roman" w:cs="Times New Roman"/>
+          <w:sz w:val="24"/>
+          <w:szCs w:val="24"/>
+        </w:rPr>
+        <w:t>fungerar</w:t>
+      </w:r>
+      <w:r>
+        <w:rPr>
+          <w:rFonts w:ascii="Times New Roman" w:hAnsi="Times New Roman" w:cs="Times New Roman"/>
+          <w:sz w:val="24"/>
+          <w:szCs w:val="24"/>
+        </w:rPr>
+        <w:t xml:space="preserve"> </w:t>
+      </w:r>
+      <w:proofErr w:type="spellStart"/>
+      <w:r>
+        <w:rPr>
+          <w:rFonts w:ascii="Times New Roman" w:hAnsi="Times New Roman" w:cs="Times New Roman"/>
+          <w:sz w:val="24"/>
+          <w:szCs w:val="24"/>
+        </w:rPr>
+        <w:t>React</w:t>
+      </w:r>
+      <w:proofErr w:type="spellEnd"/>
+      <w:r>
+        <w:rPr>
+          <w:rFonts w:ascii="Times New Roman" w:hAnsi="Times New Roman" w:cs="Times New Roman"/>
+          <w:sz w:val="24"/>
+          <w:szCs w:val="24"/>
+        </w:rPr>
+        <w:t>.</w:t>
+      </w:r>
+      <w:r>
+        <w:rPr>
+          <w:rFonts w:ascii="Times New Roman" w:hAnsi="Times New Roman" w:cs="Times New Roman"/>
+          <w:sz w:val="24"/>
+          <w:szCs w:val="24"/>
+        </w:rPr>
+        <w:t xml:space="preserve"> </w:t>
+      </w:r>
+      <w:r>
+        <w:rPr>
+          <w:rFonts w:ascii="Times New Roman" w:hAnsi="Times New Roman" w:cs="Times New Roman"/>
+          <w:sz w:val="24"/>
+          <w:szCs w:val="24"/>
+        </w:rPr>
+        <w:t xml:space="preserve">Arbetsprocessen har också lärt mig vikten av att arbeta </w:t>
+      </w:r>
       <w:r>
         <w:rPr>
           <w:rFonts w:ascii="Times New Roman" w:hAnsi="Times New Roman" w:cs="Times New Roman"/>
@@ -896,143 +1852,52 @@
           <w:szCs w:val="24"/>
         </w:rPr>
         <w:lastRenderedPageBreak/>
-        <w:t>I början av projektet påbörjade jag utvecklingen av applikationen med hjälp av Gemini (Google AI) som stöd för AI-feedback i övningarna. Tanken var att använda Gemini för att analysera användarens svar och ge pedagogisk återkoppling. Under arbetets gång uppstod dock återkommande problem som gjorde det svårt att fortsätta på ett stabilt sätt. Bland annat förekom anslutningsfel, otydliga eller inkonsekventa svar från AI:t samt begränsad kontroll över språk och struktur i feedbacken. Detta ledde till att applikationens kärnfunktion – korrekt och pålitlig feedback till användaren – inte fungerade som avsett.</w:t>
-      </w:r>
-    </w:p>
-    <w:p>
-      <w:pPr>
-        <w:spacing w:line="360" w:lineRule="auto"/>
-        <w:rPr>
-          <w:rFonts w:ascii="Times New Roman" w:hAnsi="Times New Roman" w:cs="Times New Roman"/>
-          <w:sz w:val="24"/>
-          <w:szCs w:val="24"/>
-        </w:rPr>
-      </w:pPr>
-      <w:r>
-        <w:rPr>
-          <w:rFonts w:ascii="Times New Roman" w:hAnsi="Times New Roman" w:cs="Times New Roman"/>
-          <w:sz w:val="24"/>
-          <w:szCs w:val="24"/>
-        </w:rPr>
-        <w:t>Efter flera försök att felsöka och anpassa lösningen insåg jag att problemen inte enbart berodde på min implementation, utan även på begränsningar i hur Gemini fungerade i just detta sammanhang. För att kunna gå vidare i projektet och säkerställa en stabil och förutsägbar funktionalitet valde jag därför att byta till OpenAI som AI-tjänst. Detta visade sig vara ett avgörande steg, då OpenAI gav mer konsekventa svar, bättre språklig kvalitet och större flexibilitet i hur feedbacken kunde anpassas till applikationens målgrupp.</w:t>
-      </w:r>
-    </w:p>
-    <w:p>
-      <w:pPr>
-        <w:spacing w:line="360" w:lineRule="auto"/>
-        <w:rPr>
-          <w:rFonts w:ascii="Times New Roman" w:hAnsi="Times New Roman" w:cs="Times New Roman"/>
-          <w:sz w:val="24"/>
-          <w:szCs w:val="24"/>
-        </w:rPr>
-      </w:pPr>
-      <w:r>
-        <w:rPr>
-          <w:rFonts w:ascii="Times New Roman" w:hAnsi="Times New Roman" w:cs="Times New Roman"/>
-          <w:sz w:val="24"/>
-          <w:szCs w:val="24"/>
-        </w:rPr>
-        <w:t>Bytet av AI-lösning innebar extra arbete, men blev samtidigt en viktig lärdom i att våga omvärdera tekniska val när de inte längre stödjer projektets syfte.</w:t>
-      </w:r>
-    </w:p>
-    <w:p>
-      <w:pPr>
-        <w:spacing w:line="360" w:lineRule="auto"/>
-        <w:rPr>
-          <w:rFonts w:ascii="Times New Roman" w:hAnsi="Times New Roman" w:cs="Times New Roman"/>
-          <w:sz w:val="24"/>
-          <w:szCs w:val="24"/>
-        </w:rPr>
-      </w:pPr>
-    </w:p>
-    <w:p>
-      <w:pPr>
-        <w:spacing w:line="360" w:lineRule="auto"/>
-        <w:rPr>
-          <w:rFonts w:ascii="Times New Roman" w:hAnsi="Times New Roman" w:cs="Times New Roman"/>
-          <w:sz w:val="24"/>
-          <w:szCs w:val="24"/>
-        </w:rPr>
-      </w:pPr>
-      <w:r>
-        <w:rPr>
-          <w:rFonts w:ascii="Times New Roman" w:hAnsi="Times New Roman" w:cs="Times New Roman"/>
-          <w:sz w:val="24"/>
-          <w:szCs w:val="24"/>
-        </w:rPr>
-        <w:t>Under utvecklingen uppstod flera tekniska problem, bland annat felaktig tillståndshantering i React, svårigheter med asynkrona anrop till AI-tjänsten samt buggar där tidigare svar eller feedback låg kvar trots att ett nytt försök påbörjats. Dessa problem ledde ibland till frustration, men bidrog samtidigt till en djupare förståelse för hur state, komponentlivscykler och användarinteraktion hänger ihop i en React-applikation.</w:t>
-      </w:r>
-    </w:p>
-    <w:p>
-      <w:pPr>
-        <w:spacing w:line="360" w:lineRule="auto"/>
-        <w:rPr>
-          <w:rFonts w:ascii="Times New Roman" w:hAnsi="Times New Roman" w:cs="Times New Roman"/>
-          <w:sz w:val="24"/>
-          <w:szCs w:val="24"/>
-        </w:rPr>
-      </w:pPr>
-      <w:r>
-        <w:rPr>
-          <w:rFonts w:ascii="Times New Roman" w:hAnsi="Times New Roman" w:cs="Times New Roman"/>
-          <w:sz w:val="24"/>
-          <w:szCs w:val="24"/>
-        </w:rPr>
-        <w:t>I efterhand kan jag se att ett mer detaljerat designdokument och en tydligare plan för applikationens logik hade kunnat spara tid, särskilt i början av projektet. Samtidigt visade sig den flexibla arbetsprocessen vara värdefull, då många beslut togs baserat på insikter som uppstod först när applikationen faktiskt användes och testades i praktiken. Genom att våga skriva om kod och ifrågasätta tidigare lösningar har slutresultatet blivit mer genomarbetat och stabilt.</w:t>
-      </w:r>
-      <w:r>
-        <w:rPr>
-          <w:rFonts w:ascii="Times New Roman" w:hAnsi="Times New Roman" w:cs="Times New Roman"/>
-          <w:sz w:val="24"/>
-          <w:szCs w:val="24"/>
-        </w:rPr>
-        <w:t xml:space="preserve"> </w:t>
-      </w:r>
-      <w:r>
-        <w:rPr>
-          <w:rFonts w:ascii="Times New Roman" w:hAnsi="Times New Roman" w:cs="Times New Roman"/>
-          <w:sz w:val="24"/>
-          <w:szCs w:val="24"/>
-        </w:rPr>
-        <w:t>Arbetsprocessen har också lärt mig vikten av att arbeta metodiskt, testa ofta och att inte underskatta komplexiteten i till synes enkla funktioner, som exempelvis feedback-logik eller användarflöden.</w:t>
-      </w:r>
-    </w:p>
-    <w:p>
-      <w:pPr>
-        <w:spacing w:line="360" w:lineRule="auto"/>
-        <w:rPr>
-          <w:rFonts w:ascii="Times New Roman" w:hAnsi="Times New Roman" w:cs="Times New Roman"/>
-          <w:sz w:val="24"/>
-          <w:szCs w:val="24"/>
-        </w:rPr>
-      </w:pPr>
-      <w:r>
-        <w:rPr>
-          <w:rFonts w:ascii="Times New Roman" w:hAnsi="Times New Roman" w:cs="Times New Roman"/>
-          <w:sz w:val="24"/>
-          <w:szCs w:val="24"/>
-        </w:rPr>
-        <w:t xml:space="preserve">Under projektets gång har AI använts som ett stöd för att få tips vid felsökning och för att resonera kring möjliga lösningar när problem uppstod. AI:n har fungerat som en form av </w:t>
-      </w:r>
-      <w:r>
-        <w:rPr>
-          <w:rFonts w:ascii="Times New Roman" w:hAnsi="Times New Roman" w:cs="Times New Roman"/>
-          <w:sz w:val="24"/>
-          <w:szCs w:val="24"/>
-        </w:rPr>
-        <w:lastRenderedPageBreak/>
-        <w:t xml:space="preserve">digital handledning, men samtliga beslut, implementationer och formuleringar har gjorts självständigt. </w:t>
-      </w:r>
-    </w:p>
-    <w:p>
-      <w:pPr>
-        <w:spacing w:line="360" w:lineRule="auto"/>
-        <w:rPr>
-          <w:rFonts w:ascii="Times New Roman" w:hAnsi="Times New Roman" w:cs="Times New Roman"/>
-          <w:sz w:val="24"/>
-          <w:szCs w:val="24"/>
-        </w:rPr>
-      </w:pPr>
+        <w:t>metodiskt, testa ofta och att inte underskatta komplexiteten i till synes enkla funktioner, som exempelvis feedback-logik eller användarflöden</w:t>
+      </w:r>
+      <w:r>
+        <w:rPr>
+          <w:rFonts w:ascii="Times New Roman" w:hAnsi="Times New Roman" w:cs="Times New Roman"/>
+          <w:sz w:val="24"/>
+          <w:szCs w:val="24"/>
+        </w:rPr>
+        <w:t>.</w:t>
+      </w:r>
+    </w:p>
+    <w:p>
+      <w:pPr>
+        <w:spacing w:line="360" w:lineRule="auto"/>
+        <w:rPr>
+          <w:rFonts w:ascii="Times New Roman" w:hAnsi="Times New Roman" w:cs="Times New Roman"/>
+          <w:sz w:val="24"/>
+          <w:szCs w:val="24"/>
+        </w:rPr>
+      </w:pPr>
+      <w:r>
+        <w:rPr>
+          <w:rFonts w:ascii="Times New Roman" w:hAnsi="Times New Roman" w:cs="Times New Roman"/>
+          <w:sz w:val="24"/>
+          <w:szCs w:val="24"/>
+        </w:rPr>
+        <w:t xml:space="preserve">Under projektets gång har AI använts som ett stöd för att få tips vid felsökning och för att resonera kring möjliga lösningar när problem uppstod. </w:t>
+      </w:r>
+      <w:proofErr w:type="spellStart"/>
+      <w:r>
+        <w:rPr>
+          <w:rFonts w:ascii="Times New Roman" w:hAnsi="Times New Roman" w:cs="Times New Roman"/>
+          <w:sz w:val="24"/>
+          <w:szCs w:val="24"/>
+        </w:rPr>
+        <w:t>AI:n</w:t>
+      </w:r>
+      <w:proofErr w:type="spellEnd"/>
+      <w:r>
+        <w:rPr>
+          <w:rFonts w:ascii="Times New Roman" w:hAnsi="Times New Roman" w:cs="Times New Roman"/>
+          <w:sz w:val="24"/>
+          <w:szCs w:val="24"/>
+        </w:rPr>
+        <w:t xml:space="preserve"> har fungerat som en form av digital handledning, men samtliga beslut, implementationer och formuleringar har gjorts självständigt. </w:t>
+      </w:r>
     </w:p>
     <w:p>
       <w:pPr>
@@ -1071,66 +1936,6 @@
           <w:sz w:val="24"/>
           <w:szCs w:val="24"/>
         </w:rPr>
-        <w:t>Sammanfattningsvis uppfyller applikationen uppgiftens krav genom att använda ett modernt JavaScript-ramverk, flera sidor med tydlig navigation, extern datakälla och multimodal interaktion i form av text, ljud, visuell feedback och animationer. Designen är anpassad till en tydlig målgrupp och har utvecklats med fokus på användarupplevelse och pedagogisk tydlighet.</w:t>
-      </w:r>
-    </w:p>
-    <w:p>
-      <w:pPr>
-        <w:spacing w:line="360" w:lineRule="auto"/>
-        <w:rPr>
-          <w:rFonts w:ascii="Times New Roman" w:hAnsi="Times New Roman" w:cs="Times New Roman"/>
-          <w:sz w:val="24"/>
-          <w:szCs w:val="24"/>
-        </w:rPr>
-      </w:pPr>
-      <w:r>
-        <w:rPr>
-          <w:rFonts w:ascii="Times New Roman" w:hAnsi="Times New Roman" w:cs="Times New Roman"/>
-          <w:sz w:val="24"/>
-          <w:szCs w:val="24"/>
-        </w:rPr>
-        <w:t xml:space="preserve">Projektet har gett mig en djupare förståelse för hur frontendutveckling, API-integration, design och användbarhet samverkar i en modern webbapplikation. Jag har även utvecklat min förmåga att felsöka, reflektera över mina egna lösningar och anpassa arbetsprocessen när något inte fungerar som planerat. </w:t>
-      </w:r>
-      <w:r>
-        <w:rPr>
-          <w:rFonts w:ascii="Times New Roman" w:hAnsi="Times New Roman" w:cs="Times New Roman"/>
-          <w:sz w:val="24"/>
-          <w:szCs w:val="24"/>
-        </w:rPr>
-        <w:t xml:space="preserve">Erfarenheten av att byta från Gemini till OpenAI har också gett mig en ökad förståelse för vikten av att välja rätt externa tjänster och att kontinuerligt utvärdera om tekniska verktyg verkligen </w:t>
-      </w:r>
-      <w:r>
-        <w:rPr>
-          <w:rFonts w:ascii="Times New Roman" w:hAnsi="Times New Roman" w:cs="Times New Roman"/>
-          <w:sz w:val="24"/>
-          <w:szCs w:val="24"/>
-        </w:rPr>
-        <w:t>passar projektets mål</w:t>
-      </w:r>
-      <w:r>
-        <w:rPr>
-          <w:rFonts w:ascii="Times New Roman" w:hAnsi="Times New Roman" w:cs="Times New Roman"/>
-          <w:sz w:val="24"/>
-          <w:szCs w:val="24"/>
-        </w:rPr>
-        <w:t>.</w:t>
-      </w:r>
-    </w:p>
-    <w:p>
-      <w:pPr>
-        <w:spacing w:line="360" w:lineRule="auto"/>
-        <w:rPr>
-          <w:rFonts w:ascii="Times New Roman" w:hAnsi="Times New Roman" w:cs="Times New Roman"/>
-          <w:sz w:val="24"/>
-          <w:szCs w:val="24"/>
-        </w:rPr>
-      </w:pPr>
-      <w:r>
-        <w:rPr>
-          <w:rFonts w:ascii="Times New Roman" w:hAnsi="Times New Roman" w:cs="Times New Roman"/>
-          <w:sz w:val="24"/>
-          <w:szCs w:val="24"/>
-        </w:rPr>
         <w:t>Sammantaget har arbetet varit både utmanande och lärorikt</w:t>
       </w:r>
       <w:r>
@@ -1139,7 +1944,7 @@
           <w:sz w:val="24"/>
           <w:szCs w:val="24"/>
         </w:rPr>
-        <w:t>. Projektet har gett mig en djupare förståelse för hur frontend, backend, design och användarupplevelse samverkar i en modern webbapplikation</w:t>
+        <w:t xml:space="preserve">. </w:t>
       </w:r>
       <w:r>
         <w:rPr>
@@ -1155,74 +1960,26 @@
           <w:sz w:val="24"/>
           <w:szCs w:val="24"/>
         </w:rPr>
-        <w:t xml:space="preserve">och har </w:t>
-      </w:r>
-      <w:r>
-        <w:rPr>
-          <w:rFonts w:ascii="Times New Roman" w:hAnsi="Times New Roman" w:cs="Times New Roman"/>
-          <w:sz w:val="24"/>
-          <w:szCs w:val="24"/>
-        </w:rPr>
-        <w:t xml:space="preserve">hjälpt </w:t>
-      </w:r>
-      <w:r>
-        <w:rPr>
-          <w:rFonts w:ascii="Times New Roman" w:hAnsi="Times New Roman" w:cs="Times New Roman"/>
-          <w:sz w:val="24"/>
-          <w:szCs w:val="24"/>
-        </w:rPr>
-        <w:t>mi</w:t>
-      </w:r>
-      <w:r>
-        <w:rPr>
-          <w:rFonts w:ascii="Times New Roman" w:hAnsi="Times New Roman" w:cs="Times New Roman"/>
-          <w:sz w:val="24"/>
-          <w:szCs w:val="24"/>
-        </w:rPr>
-        <w:t>g</w:t>
-      </w:r>
-      <w:r>
-        <w:rPr>
-          <w:rFonts w:ascii="Times New Roman" w:hAnsi="Times New Roman" w:cs="Times New Roman"/>
-          <w:sz w:val="24"/>
-          <w:szCs w:val="24"/>
-        </w:rPr>
-        <w:t xml:space="preserve"> att </w:t>
-      </w:r>
-      <w:r>
-        <w:rPr>
-          <w:rFonts w:ascii="Times New Roman" w:hAnsi="Times New Roman" w:cs="Times New Roman"/>
-          <w:sz w:val="24"/>
-          <w:szCs w:val="24"/>
-        </w:rPr>
-        <w:t>utveckla</w:t>
-      </w:r>
-      <w:r>
-        <w:rPr>
-          <w:rFonts w:ascii="Times New Roman" w:hAnsi="Times New Roman" w:cs="Times New Roman"/>
-          <w:sz w:val="24"/>
-          <w:szCs w:val="24"/>
-        </w:rPr>
-        <w:t xml:space="preserve"> min</w:t>
-      </w:r>
-      <w:r>
-        <w:rPr>
-          <w:rFonts w:ascii="Times New Roman" w:hAnsi="Times New Roman" w:cs="Times New Roman"/>
-          <w:sz w:val="24"/>
-          <w:szCs w:val="24"/>
-        </w:rPr>
-        <w:t xml:space="preserve"> kompetens inom både teknisk utveckling och problemlösning.</w:t>
-      </w:r>
-    </w:p>
-    <w:p>
-      <w:pPr>
-        <w:spacing w:line="360" w:lineRule="auto"/>
-        <w:rPr>
-          <w:rFonts w:ascii="Times New Roman" w:hAnsi="Times New Roman" w:cs="Times New Roman"/>
-          <w:sz w:val="24"/>
-          <w:szCs w:val="24"/>
-        </w:rPr>
-      </w:pPr>
+        <w:t xml:space="preserve">Projektet har gett mig en djupare förståelse för hur </w:t>
+      </w:r>
+      <w:proofErr w:type="spellStart"/>
+      <w:r>
+        <w:rPr>
+          <w:rFonts w:ascii="Times New Roman" w:hAnsi="Times New Roman" w:cs="Times New Roman"/>
+          <w:sz w:val="24"/>
+          <w:szCs w:val="24"/>
+        </w:rPr>
+        <w:t>frontendutveckling</w:t>
+      </w:r>
+      <w:proofErr w:type="spellEnd"/>
+      <w:r>
+        <w:rPr>
+          <w:rFonts w:ascii="Times New Roman" w:hAnsi="Times New Roman" w:cs="Times New Roman"/>
+          <w:sz w:val="24"/>
+          <w:szCs w:val="24"/>
+        </w:rPr>
+        <w:t xml:space="preserve">, API-integration, design och användbarhet samverkar i en modern webbapplikation. Jag har även utvecklat min förmåga att felsöka, reflektera över mina egna lösningar och anpassa arbetsprocessen när något inte fungerar som planerat. </w:t>
+      </w:r>
     </w:p>
     <w:p>
       <w:pPr>
@@ -1261,13 +2018,36 @@
         <w:pStyle w:val="Brdtext"/>
         <w:rPr>
           <w:rFonts w:ascii="Times New Roman" w:hAnsi="Times New Roman" w:cs="Times New Roman"/>
-        </w:rPr>
-      </w:pPr>
-      <w:r>
-        <w:rPr>
-          <w:rFonts w:ascii="Times New Roman" w:hAnsi="Times New Roman" w:cs="Times New Roman"/>
-        </w:rPr>
-        <w:t xml:space="preserve">Kress, G., &amp; van Leeuwen, T. (2006). </w:t>
+          <w:szCs w:val="24"/>
+        </w:rPr>
+      </w:pPr>
+      <w:proofErr w:type="spellStart"/>
+      <w:r>
+        <w:rPr>
+          <w:rFonts w:ascii="Times New Roman" w:hAnsi="Times New Roman" w:cs="Times New Roman"/>
+        </w:rPr>
+        <w:t>Kress</w:t>
+      </w:r>
+      <w:proofErr w:type="spellEnd"/>
+      <w:r>
+        <w:rPr>
+          <w:rFonts w:ascii="Times New Roman" w:hAnsi="Times New Roman" w:cs="Times New Roman"/>
+        </w:rPr>
+        <w:t xml:space="preserve">, G., &amp; van </w:t>
+      </w:r>
+      <w:proofErr w:type="spellStart"/>
+      <w:r>
+        <w:rPr>
+          <w:rFonts w:ascii="Times New Roman" w:hAnsi="Times New Roman" w:cs="Times New Roman"/>
+        </w:rPr>
+        <w:t>Leeuwen</w:t>
+      </w:r>
+      <w:proofErr w:type="spellEnd"/>
+      <w:r>
+        <w:rPr>
+          <w:rFonts w:ascii="Times New Roman" w:hAnsi="Times New Roman" w:cs="Times New Roman"/>
+        </w:rPr>
+        <w:t xml:space="preserve">, T. (2006). </w:t>
       </w:r>
       <w:r>
         <w:rPr>
@@ -1275,42 +2055,203 @@
           <w:i/>
           <w:iCs/>
         </w:rPr>
-        <w:t>Reading Images: The Grammar of Visual Design</w:t>
-      </w:r>
-      <w:r>
-        <w:rPr>
-          <w:rFonts w:ascii="Times New Roman" w:hAnsi="Times New Roman" w:cs="Times New Roman"/>
-        </w:rPr>
-        <w:t>. Routledge.</w:t>
-      </w:r>
-    </w:p>
-    <w:p>
-      <w:pPr>
-        <w:spacing w:line="360" w:lineRule="auto"/>
-        <w:rPr>
-          <w:rFonts w:ascii="Times New Roman" w:hAnsi="Times New Roman" w:cs="Times New Roman"/>
-          <w:sz w:val="24"/>
-          <w:szCs w:val="24"/>
-        </w:rPr>
-      </w:pPr>
-      <w:r>
-        <w:rPr>
-          <w:rFonts w:ascii="Times New Roman" w:hAnsi="Times New Roman" w:cs="Times New Roman"/>
-          <w:sz w:val="24"/>
-          <w:szCs w:val="24"/>
-        </w:rPr>
-        <w:t xml:space="preserve">Mayer, R. E. (2009). </w:t>
-      </w:r>
+        <w:t xml:space="preserve">Reading Images: The </w:t>
+      </w:r>
+      <w:proofErr w:type="spellStart"/>
       <w:r>
         <w:rPr>
           <w:rFonts w:ascii="Times New Roman" w:hAnsi="Times New Roman" w:cs="Times New Roman"/>
           <w:i/>
           <w:iCs/>
-          <w:sz w:val="24"/>
-          <w:szCs w:val="24"/>
-        </w:rPr>
-        <w:t>Multimedia learning</w:t>
-      </w:r>
+        </w:rPr>
+        <w:t>Grammar</w:t>
+      </w:r>
+      <w:proofErr w:type="spellEnd"/>
+      <w:r>
+        <w:rPr>
+          <w:rFonts w:ascii="Times New Roman" w:hAnsi="Times New Roman" w:cs="Times New Roman"/>
+          <w:i/>
+          <w:iCs/>
+        </w:rPr>
+        <w:t xml:space="preserve"> </w:t>
+      </w:r>
+      <w:proofErr w:type="spellStart"/>
+      <w:r>
+        <w:rPr>
+          <w:rFonts w:ascii="Times New Roman" w:hAnsi="Times New Roman" w:cs="Times New Roman"/>
+          <w:i/>
+          <w:iCs/>
+        </w:rPr>
+        <w:t>of</w:t>
+      </w:r>
+      <w:proofErr w:type="spellEnd"/>
+      <w:r>
+        <w:rPr>
+          <w:rFonts w:ascii="Times New Roman" w:hAnsi="Times New Roman" w:cs="Times New Roman"/>
+          <w:i/>
+          <w:iCs/>
+        </w:rPr>
+        <w:t xml:space="preserve"> Visual Design</w:t>
+      </w:r>
+      <w:r>
+        <w:rPr>
+          <w:rFonts w:ascii="Times New Roman" w:hAnsi="Times New Roman" w:cs="Times New Roman"/>
+        </w:rPr>
+        <w:t>.</w:t>
+      </w:r>
+      <w:r>
+        <w:rPr>
+          <w:rFonts w:ascii="Times New Roman" w:hAnsi="Times New Roman" w:cs="Times New Roman"/>
+          <w:szCs w:val="24"/>
+        </w:rPr>
+        <w:t xml:space="preserve"> </w:t>
+      </w:r>
+    </w:p>
+    <w:p>
+      <w:pPr>
+        <w:pStyle w:val="Brdtext"/>
+        <w:rPr>
+          <w:rFonts w:ascii="Times New Roman" w:hAnsi="Times New Roman" w:cs="Times New Roman"/>
+        </w:rPr>
+      </w:pPr>
+      <w:r>
+        <w:rPr>
+          <w:rFonts w:ascii="Times New Roman" w:hAnsi="Times New Roman" w:cs="Times New Roman"/>
+          <w:szCs w:val="24"/>
+        </w:rPr>
+        <w:t>(2nd ed.)</w:t>
+      </w:r>
+      <w:r>
+        <w:rPr>
+          <w:rFonts w:ascii="Times New Roman" w:hAnsi="Times New Roman" w:cs="Times New Roman"/>
+          <w:szCs w:val="24"/>
+        </w:rPr>
+        <w:t xml:space="preserve"> </w:t>
+      </w:r>
+      <w:r>
+        <w:rPr>
+          <w:rFonts w:ascii="Times New Roman" w:hAnsi="Times New Roman" w:cs="Times New Roman"/>
+        </w:rPr>
+        <w:t>Routledge.</w:t>
+      </w:r>
+    </w:p>
+    <w:p>
+      <w:pPr>
+        <w:pStyle w:val="Brdtext"/>
+        <w:rPr>
+          <w:rFonts w:ascii="Times New Roman" w:hAnsi="Times New Roman" w:cs="Times New Roman"/>
+        </w:rPr>
+      </w:pPr>
+      <w:proofErr w:type="spellStart"/>
+      <w:r>
+        <w:rPr>
+          <w:rFonts w:ascii="Times New Roman" w:hAnsi="Times New Roman" w:cs="Times New Roman"/>
+        </w:rPr>
+        <w:t>Kress</w:t>
+      </w:r>
+      <w:proofErr w:type="spellEnd"/>
+      <w:r>
+        <w:rPr>
+          <w:rFonts w:ascii="Times New Roman" w:hAnsi="Times New Roman" w:cs="Times New Roman"/>
+        </w:rPr>
+        <w:t xml:space="preserve">, G. (2010). </w:t>
+      </w:r>
+      <w:proofErr w:type="spellStart"/>
+      <w:r>
+        <w:rPr>
+          <w:rFonts w:ascii="Times New Roman" w:hAnsi="Times New Roman" w:cs="Times New Roman"/>
+        </w:rPr>
+        <w:t>Multimodality</w:t>
+      </w:r>
+      <w:proofErr w:type="spellEnd"/>
+      <w:r>
+        <w:rPr>
+          <w:rFonts w:ascii="Times New Roman" w:hAnsi="Times New Roman" w:cs="Times New Roman"/>
+        </w:rPr>
+        <w:t xml:space="preserve">: A social </w:t>
+      </w:r>
+      <w:proofErr w:type="spellStart"/>
+      <w:r>
+        <w:rPr>
+          <w:rFonts w:ascii="Times New Roman" w:hAnsi="Times New Roman" w:cs="Times New Roman"/>
+        </w:rPr>
+        <w:t>semiotic</w:t>
+      </w:r>
+      <w:proofErr w:type="spellEnd"/>
+      <w:r>
+        <w:rPr>
+          <w:rFonts w:ascii="Times New Roman" w:hAnsi="Times New Roman" w:cs="Times New Roman"/>
+        </w:rPr>
+        <w:t xml:space="preserve"> approach to </w:t>
+      </w:r>
+      <w:proofErr w:type="spellStart"/>
+      <w:r>
+        <w:rPr>
+          <w:rFonts w:ascii="Times New Roman" w:hAnsi="Times New Roman" w:cs="Times New Roman"/>
+        </w:rPr>
+        <w:t>contemporary</w:t>
+      </w:r>
+      <w:proofErr w:type="spellEnd"/>
+      <w:r>
+        <w:rPr>
+          <w:rFonts w:ascii="Times New Roman" w:hAnsi="Times New Roman" w:cs="Times New Roman"/>
+        </w:rPr>
+        <w:t xml:space="preserve"> </w:t>
+      </w:r>
+      <w:proofErr w:type="spellStart"/>
+      <w:r>
+        <w:rPr>
+          <w:rFonts w:ascii="Times New Roman" w:hAnsi="Times New Roman" w:cs="Times New Roman"/>
+        </w:rPr>
+        <w:t>communication</w:t>
+      </w:r>
+      <w:proofErr w:type="spellEnd"/>
+      <w:r>
+        <w:rPr>
+          <w:rFonts w:ascii="Times New Roman" w:hAnsi="Times New Roman" w:cs="Times New Roman"/>
+        </w:rPr>
+        <w:t>. Routledge.</w:t>
+      </w:r>
+    </w:p>
+    <w:p>
+      <w:pPr>
+        <w:spacing w:line="360" w:lineRule="auto"/>
+        <w:rPr>
+          <w:rFonts w:ascii="Times New Roman" w:hAnsi="Times New Roman" w:cs="Times New Roman"/>
+          <w:sz w:val="24"/>
+          <w:szCs w:val="24"/>
+        </w:rPr>
+      </w:pPr>
+      <w:r>
+        <w:rPr>
+          <w:rFonts w:ascii="Times New Roman" w:hAnsi="Times New Roman" w:cs="Times New Roman"/>
+          <w:sz w:val="24"/>
+          <w:szCs w:val="24"/>
+        </w:rPr>
+        <w:t xml:space="preserve">Mayer, R. E. (2009). </w:t>
+      </w:r>
+      <w:r>
+        <w:rPr>
+          <w:rFonts w:ascii="Times New Roman" w:hAnsi="Times New Roman" w:cs="Times New Roman"/>
+          <w:i/>
+          <w:iCs/>
+          <w:sz w:val="24"/>
+          <w:szCs w:val="24"/>
+        </w:rPr>
+        <w:t xml:space="preserve">Multimedia </w:t>
+      </w:r>
+      <w:proofErr w:type="spellStart"/>
+      <w:r>
+        <w:rPr>
+          <w:rFonts w:ascii="Times New Roman" w:hAnsi="Times New Roman" w:cs="Times New Roman"/>
+          <w:i/>
+          <w:iCs/>
+          <w:sz w:val="24"/>
+          <w:szCs w:val="24"/>
+        </w:rPr>
+        <w:t>learning</w:t>
+      </w:r>
+      <w:proofErr w:type="spellEnd"/>
       <w:r>
         <w:rPr>
           <w:rFonts w:ascii="Times New Roman" w:hAnsi="Times New Roman" w:cs="Times New Roman"/>
@@ -1323,23 +2264,7 @@
     <w:p>
       <w:pPr>
         <w:spacing w:line="360" w:lineRule="auto"/>
-        <w:rPr>
-          <w:rFonts w:ascii="Times New Roman" w:hAnsi="Times New Roman" w:cs="Times New Roman"/>
-          <w:sz w:val="24"/>
-          <w:szCs w:val="24"/>
-        </w:rPr>
-      </w:pPr>
-      <w:hyperlink r:id="rId11" w:history="1">
-        <w:r>
-          <w:rPr>
-            <w:rStyle w:val="Hyperlnk"/>
-            <w:rFonts w:ascii="Times New Roman" w:hAnsi="Times New Roman" w:cs="Times New Roman"/>
-            <w:sz w:val="24"/>
-            <w:szCs w:val="24"/>
-          </w:rPr>
-          <w:t>Multimedia Learning</w:t>
-        </w:r>
-      </w:hyperlink>
+      </w:pPr>
     </w:p>
     <w:p>
       <w:pPr>
@@ -2655,6 +3580,18 @@
       <w14:ligatures w14:val="none"/>
     </w:rPr>
   </w:style>
+  <w:style w:type="character" w:styleId="AnvndHyperlnk">
+    <w:name w:val="FollowedHyperlink"/>
+    <w:basedOn w:val="Standardstycketeckensnitt"/>
+    <w:uiPriority w:val="99"/>
+    <w:semiHidden/>
+    <w:unhideWhenUsed/>
+    <w:rsid w:val="009821F4"/>
+    <w:rPr>
+      <w:color w:val="96607D" w:themeColor="followedHyperlink"/>
+      <w:u w:val="single"/>
+    </w:rPr>
+  </w:style>
 </w:styles>
 </file>
 
